--- a/docs/01_계획분석/BUSTAGO_유스케이스정의서.docx
+++ b/docs/01_계획분석/BUSTAGO_유스케이스정의서.docx
@@ -146,7 +146,7 @@
           <w:sz w:val="22"/>
           <w:szCs w:val="22"/>
         </w:rPr>
-        <w:t xml:space="preserve">본 문서는 BUSTAGO 시스템에서 각 액터(사용자)가 수행할 수 있는 유스케이스를 정의한 문서이다. 유스케이스 다이어그램과 개별 유스케이스 명세를 통해 시스템의 기능적 요구사항을 체계적으로 정리한다.</w:t>
+        <w:t xml:space="preserve">본 문서는 BUSTAGO(스마트 버스 정류장 혼잡도 정보 시스템)에서 각 액터(사용자)가 수행할 수 있는 유스케이스를 정의한 문서이다. 유스케이스 다이어그램과 개별 유스케이스 명세를 통해 시스템의 기능적 요구사항을 체계적으로 정리한다.</w:t>
       </w:r>
     </w:p>
     <w:p>
@@ -158,6 +158,19 @@
           <w:rFonts w:ascii="Arial" w:cs="Arial" w:eastAsia="Arial" w:hAnsi="Arial"/>
         </w:rPr>
         <w:t xml:space="preserve">1.2 액터 정의</w:t>
+      </w:r>
+    </w:p>
+    <w:p>
+      <w:pPr>
+        <w:spacing w:after="120" w:before="120"/>
+      </w:pPr>
+      <w:r>
+        <w:rPr>
+          <w:rFonts w:ascii="Arial" w:cs="Arial" w:eastAsia="Arial" w:hAnsi="Arial"/>
+          <w:sz w:val="22"/>
+          <w:szCs w:val="22"/>
+        </w:rPr>
+        <w:t xml:space="preserve">BUSTAGO 시스템과 상호작용하는 액터는 다음과 같이 3가지로 분류한다.</w:t>
       </w:r>
     </w:p>
     <w:tbl>
@@ -173,13 +186,14 @@
         </w:tblBorders>
       </w:tblPr>
       <w:tblGrid>
-        <w:gridCol w:w="3000"/>
-        <w:gridCol w:w="6026"/>
+        <w:gridCol w:w="2000"/>
+        <w:gridCol w:w="3500"/>
+        <w:gridCol w:w="3526"/>
       </w:tblGrid>
       <w:tr>
         <w:tc>
           <w:tcPr>
-            <w:tcW w:type="dxa" w:w="3000"/>
+            <w:tcW w:type="dxa" w:w="2000"/>
             <w:tcBorders>
               <w:top w:val="single" w:color="CCCCCC" w:sz="1"/>
               <w:left w:val="single" w:color="CCCCCC" w:sz="1"/>
@@ -213,7 +227,7 @@
         </w:tc>
         <w:tc>
           <w:tcPr>
-            <w:tcW w:type="dxa" w:w="6026"/>
+            <w:tcW w:type="dxa" w:w="3500"/>
             <w:tcBorders>
               <w:top w:val="single" w:color="CCCCCC" w:sz="1"/>
               <w:left w:val="single" w:color="CCCCCC" w:sz="1"/>
@@ -241,6 +255,40 @@
                 <w:sz w:val="20"/>
                 <w:szCs w:val="20"/>
               </w:rPr>
+              <w:t xml:space="preserve">역할</w:t>
+            </w:r>
+          </w:p>
+        </w:tc>
+        <w:tc>
+          <w:tcPr>
+            <w:tcW w:type="dxa" w:w="3526"/>
+            <w:tcBorders>
+              <w:top w:val="single" w:color="CCCCCC" w:sz="1"/>
+              <w:left w:val="single" w:color="CCCCCC" w:sz="1"/>
+              <w:bottom w:val="single" w:color="CCCCCC" w:sz="1"/>
+              <w:right w:val="single" w:color="CCCCCC" w:sz="1"/>
+            </w:tcBorders>
+            <w:shd w:fill="2E4057" w:val="clear"/>
+            <w:tcMar>
+              <w:top w:type="dxa" w:w="80"/>
+              <w:left w:type="dxa" w:w="120"/>
+              <w:bottom w:type="dxa" w:w="80"/>
+              <w:right w:type="dxa" w:w="120"/>
+            </w:tcMar>
+          </w:tcPr>
+          <w:p>
+            <w:pPr>
+              <w:spacing w:after="40" w:before="40"/>
+            </w:pPr>
+            <w:r>
+              <w:rPr>
+                <w:rFonts w:ascii="Arial" w:cs="Arial" w:eastAsia="Arial" w:hAnsi="Arial"/>
+                <w:b/>
+                <w:bCs/>
+                <w:color w:val="FFFFFF"/>
+                <w:sz w:val="20"/>
+                <w:szCs w:val="20"/>
+              </w:rPr>
               <w:t xml:space="preserve">설명</w:t>
             </w:r>
           </w:p>
@@ -249,7 +297,7 @@
       <w:tr>
         <w:tc>
           <w:tcPr>
-            <w:tcW w:type="dxa" w:w="3000"/>
+            <w:tcW w:type="dxa" w:w="2000"/>
             <w:tcBorders>
               <w:top w:val="single" w:color="CCCCCC" w:sz="1"/>
               <w:left w:val="single" w:color="CCCCCC" w:sz="1"/>
@@ -280,40 +328,71 @@
         </w:tc>
         <w:tc>
           <w:tcPr>
-            <w:tcW w:type="dxa" w:w="6026"/>
-            <w:tcBorders>
-              <w:top w:val="single" w:color="CCCCCC" w:sz="1"/>
-              <w:left w:val="single" w:color="CCCCCC" w:sz="1"/>
-              <w:bottom w:val="single" w:color="CCCCCC" w:sz="1"/>
-              <w:right w:val="single" w:color="CCCCCC" w:sz="1"/>
-            </w:tcBorders>
-            <w:shd w:fill="FFFFFF" w:val="clear"/>
-            <w:tcMar>
-              <w:top w:type="dxa" w:w="80"/>
-              <w:left w:type="dxa" w:w="120"/>
-              <w:bottom w:type="dxa" w:w="80"/>
-              <w:right w:type="dxa" w:w="120"/>
-            </w:tcMar>
-          </w:tcPr>
-          <w:p>
-            <w:pPr>
-              <w:spacing w:after="40" w:before="40"/>
-            </w:pPr>
-            <w:r>
-              <w:rPr>
-                <w:rFonts w:ascii="Arial" w:cs="Arial" w:eastAsia="Arial" w:hAnsi="Arial"/>
-                <w:sz w:val="20"/>
-                <w:szCs w:val="20"/>
-              </w:rPr>
-              <w:t xml:space="preserve">버스 이용자로서 정류장 혼잡도 정보를 조회하고 대체 노선 추천을 받는 사용자이다.</w:t>
-            </w:r>
-          </w:p>
-        </w:tc>
-      </w:tr>
-      <w:tr>
-        <w:tc>
-          <w:tcPr>
-            <w:tcW w:type="dxa" w:w="3000"/>
+            <w:tcW w:type="dxa" w:w="3500"/>
+            <w:tcBorders>
+              <w:top w:val="single" w:color="CCCCCC" w:sz="1"/>
+              <w:left w:val="single" w:color="CCCCCC" w:sz="1"/>
+              <w:bottom w:val="single" w:color="CCCCCC" w:sz="1"/>
+              <w:right w:val="single" w:color="CCCCCC" w:sz="1"/>
+            </w:tcBorders>
+            <w:shd w:fill="FFFFFF" w:val="clear"/>
+            <w:tcMar>
+              <w:top w:type="dxa" w:w="80"/>
+              <w:left w:type="dxa" w:w="120"/>
+              <w:bottom w:type="dxa" w:w="80"/>
+              <w:right w:type="dxa" w:w="120"/>
+            </w:tcMar>
+          </w:tcPr>
+          <w:p>
+            <w:pPr>
+              <w:spacing w:after="40" w:before="40"/>
+            </w:pPr>
+            <w:r>
+              <w:rPr>
+                <w:rFonts w:ascii="Arial" w:cs="Arial" w:eastAsia="Arial" w:hAnsi="Arial"/>
+                <w:sz w:val="20"/>
+                <w:szCs w:val="20"/>
+              </w:rPr>
+              <w:t xml:space="preserve">서비스 이용자</w:t>
+            </w:r>
+          </w:p>
+        </w:tc>
+        <w:tc>
+          <w:tcPr>
+            <w:tcW w:type="dxa" w:w="3526"/>
+            <w:tcBorders>
+              <w:top w:val="single" w:color="CCCCCC" w:sz="1"/>
+              <w:left w:val="single" w:color="CCCCCC" w:sz="1"/>
+              <w:bottom w:val="single" w:color="CCCCCC" w:sz="1"/>
+              <w:right w:val="single" w:color="CCCCCC" w:sz="1"/>
+            </w:tcBorders>
+            <w:shd w:fill="FFFFFF" w:val="clear"/>
+            <w:tcMar>
+              <w:top w:type="dxa" w:w="80"/>
+              <w:left w:type="dxa" w:w="120"/>
+              <w:bottom w:type="dxa" w:w="80"/>
+              <w:right w:type="dxa" w:w="120"/>
+            </w:tcMar>
+          </w:tcPr>
+          <w:p>
+            <w:pPr>
+              <w:spacing w:after="40" w:before="40"/>
+            </w:pPr>
+            <w:r>
+              <w:rPr>
+                <w:rFonts w:ascii="Arial" w:cs="Arial" w:eastAsia="Arial" w:hAnsi="Arial"/>
+                <w:sz w:val="20"/>
+                <w:szCs w:val="20"/>
+              </w:rPr>
+              <w:t xml:space="preserve">PWA 모바일 앱 또는 현장 디스플레이를 통해 정류장 혼잡도 예측 정보를 확인하고 대체 노선 추천을 수신하는 사용자이다.</w:t>
+            </w:r>
+          </w:p>
+        </w:tc>
+      </w:tr>
+      <w:tr>
+        <w:tc>
+          <w:tcPr>
+            <w:tcW w:type="dxa" w:w="2000"/>
             <w:tcBorders>
               <w:top w:val="single" w:color="CCCCCC" w:sz="1"/>
               <w:left w:val="single" w:color="CCCCCC" w:sz="1"/>
@@ -344,7 +423,7 @@
         </w:tc>
         <w:tc>
           <w:tcPr>
-            <w:tcW w:type="dxa" w:w="6026"/>
+            <w:tcW w:type="dxa" w:w="3500"/>
             <w:tcBorders>
               <w:top w:val="single" w:color="CCCCCC" w:sz="1"/>
               <w:left w:val="single" w:color="CCCCCC" w:sz="1"/>
@@ -369,15 +448,46 @@
                 <w:sz w:val="20"/>
                 <w:szCs w:val="20"/>
               </w:rPr>
-              <w:t xml:space="preserve">시스템을 관리하며 혼잡도 모니터링, 통계 분석, 모델 성능 관리를 수행하는 사용자이다.</w:t>
-            </w:r>
-          </w:p>
-        </w:tc>
-      </w:tr>
-      <w:tr>
-        <w:tc>
-          <w:tcPr>
-            <w:tcW w:type="dxa" w:w="3000"/>
+              <w:t xml:space="preserve">시스템 관리자</w:t>
+            </w:r>
+          </w:p>
+        </w:tc>
+        <w:tc>
+          <w:tcPr>
+            <w:tcW w:type="dxa" w:w="3526"/>
+            <w:tcBorders>
+              <w:top w:val="single" w:color="CCCCCC" w:sz="1"/>
+              <w:left w:val="single" w:color="CCCCCC" w:sz="1"/>
+              <w:bottom w:val="single" w:color="CCCCCC" w:sz="1"/>
+              <w:right w:val="single" w:color="CCCCCC" w:sz="1"/>
+            </w:tcBorders>
+            <w:shd w:fill="F7F9FC" w:val="clear"/>
+            <w:tcMar>
+              <w:top w:type="dxa" w:w="80"/>
+              <w:left w:type="dxa" w:w="120"/>
+              <w:bottom w:type="dxa" w:w="80"/>
+              <w:right w:type="dxa" w:w="120"/>
+            </w:tcMar>
+          </w:tcPr>
+          <w:p>
+            <w:pPr>
+              <w:spacing w:after="40" w:before="40"/>
+            </w:pPr>
+            <w:r>
+              <w:rPr>
+                <w:rFonts w:ascii="Arial" w:cs="Arial" w:eastAsia="Arial" w:hAnsi="Arial"/>
+                <w:sz w:val="20"/>
+                <w:szCs w:val="20"/>
+              </w:rPr>
+              <w:t xml:space="preserve">웹 대시보드를 통해 전체 정류장 혼잡도를 모니터링하고, 통계 분석 및 모델 성능 관리를 수행하는 사용자이다.</w:t>
+            </w:r>
+          </w:p>
+        </w:tc>
+      </w:tr>
+      <w:tr>
+        <w:tc>
+          <w:tcPr>
+            <w:tcW w:type="dxa" w:w="2000"/>
             <w:tcBorders>
               <w:top w:val="single" w:color="CCCCCC" w:sz="1"/>
               <w:left w:val="single" w:color="CCCCCC" w:sz="1"/>
@@ -408,37 +518,164 @@
         </w:tc>
         <w:tc>
           <w:tcPr>
-            <w:tcW w:type="dxa" w:w="6026"/>
-            <w:tcBorders>
-              <w:top w:val="single" w:color="CCCCCC" w:sz="1"/>
-              <w:left w:val="single" w:color="CCCCCC" w:sz="1"/>
-              <w:bottom w:val="single" w:color="CCCCCC" w:sz="1"/>
-              <w:right w:val="single" w:color="CCCCCC" w:sz="1"/>
-            </w:tcBorders>
-            <w:shd w:fill="FFFFFF" w:val="clear"/>
-            <w:tcMar>
-              <w:top w:type="dxa" w:w="80"/>
-              <w:left w:type="dxa" w:w="120"/>
-              <w:bottom w:type="dxa" w:w="80"/>
-              <w:right w:type="dxa" w:w="120"/>
-            </w:tcMar>
-          </w:tcPr>
-          <w:p>
-            <w:pPr>
-              <w:spacing w:after="40" w:before="40"/>
-            </w:pPr>
-            <w:r>
-              <w:rPr>
-                <w:rFonts w:ascii="Arial" w:cs="Arial" w:eastAsia="Arial" w:hAnsi="Arial"/>
-                <w:sz w:val="20"/>
-                <w:szCs w:val="20"/>
-              </w:rPr>
-              <w:t xml:space="preserve">스케줄러에 의해 자동 실행되는 데이터 수집, 예측 수행, 모델 재학습 등의 배치 작업 주체이다.</w:t>
+            <w:tcW w:type="dxa" w:w="3500"/>
+            <w:tcBorders>
+              <w:top w:val="single" w:color="CCCCCC" w:sz="1"/>
+              <w:left w:val="single" w:color="CCCCCC" w:sz="1"/>
+              <w:bottom w:val="single" w:color="CCCCCC" w:sz="1"/>
+              <w:right w:val="single" w:color="CCCCCC" w:sz="1"/>
+            </w:tcBorders>
+            <w:shd w:fill="FFFFFF" w:val="clear"/>
+            <w:tcMar>
+              <w:top w:type="dxa" w:w="80"/>
+              <w:left w:type="dxa" w:w="120"/>
+              <w:bottom w:type="dxa" w:w="80"/>
+              <w:right w:type="dxa" w:w="120"/>
+            </w:tcMar>
+          </w:tcPr>
+          <w:p>
+            <w:pPr>
+              <w:spacing w:after="40" w:before="40"/>
+            </w:pPr>
+            <w:r>
+              <w:rPr>
+                <w:rFonts w:ascii="Arial" w:cs="Arial" w:eastAsia="Arial" w:hAnsi="Arial"/>
+                <w:sz w:val="20"/>
+                <w:szCs w:val="20"/>
+              </w:rPr>
+              <w:t xml:space="preserve">배치 작업 주체</w:t>
+            </w:r>
+          </w:p>
+        </w:tc>
+        <w:tc>
+          <w:tcPr>
+            <w:tcW w:type="dxa" w:w="3526"/>
+            <w:tcBorders>
+              <w:top w:val="single" w:color="CCCCCC" w:sz="1"/>
+              <w:left w:val="single" w:color="CCCCCC" w:sz="1"/>
+              <w:bottom w:val="single" w:color="CCCCCC" w:sz="1"/>
+              <w:right w:val="single" w:color="CCCCCC" w:sz="1"/>
+            </w:tcBorders>
+            <w:shd w:fill="FFFFFF" w:val="clear"/>
+            <w:tcMar>
+              <w:top w:type="dxa" w:w="80"/>
+              <w:left w:type="dxa" w:w="120"/>
+              <w:bottom w:type="dxa" w:w="80"/>
+              <w:right w:type="dxa" w:w="120"/>
+            </w:tcMar>
+          </w:tcPr>
+          <w:p>
+            <w:pPr>
+              <w:spacing w:after="40" w:before="40"/>
+            </w:pPr>
+            <w:r>
+              <w:rPr>
+                <w:rFonts w:ascii="Arial" w:cs="Arial" w:eastAsia="Arial" w:hAnsi="Arial"/>
+                <w:sz w:val="20"/>
+                <w:szCs w:val="20"/>
+              </w:rPr>
+              <w:t xml:space="preserve">스케줄러에 의해 자동 실행되는 데이터 수집, 예측 수행, 모델 재학습 등의 배치 작업을 수행하는 주체이다.</w:t>
             </w:r>
           </w:p>
         </w:tc>
       </w:tr>
     </w:tbl>
+    <w:p>
+      <w:r>
+        <w:br w:type="page"/>
+      </w:r>
+    </w:p>
+    <w:p>
+      <w:pPr>
+        <w:pStyle w:val="Heading1"/>
+      </w:pPr>
+      <w:r>
+        <w:rPr>
+          <w:rFonts w:ascii="Arial" w:cs="Arial" w:eastAsia="Arial" w:hAnsi="Arial"/>
+        </w:rPr>
+        <w:t xml:space="preserve">2. 유스케이스 다이어그램</w:t>
+      </w:r>
+    </w:p>
+    <w:p>
+      <w:pPr>
+        <w:spacing w:after="120" w:before="120"/>
+      </w:pPr>
+      <w:r>
+        <w:rPr>
+          <w:rFonts w:ascii="Arial" w:cs="Arial" w:eastAsia="Arial" w:hAnsi="Arial"/>
+          <w:sz w:val="22"/>
+          <w:szCs w:val="22"/>
+        </w:rPr>
+        <w:t xml:space="preserve">아래 그림은 BUSTAGO 시스템의 전체 유스케이스를 액터별로 정리한 UML 유스케이스 다이어그램이다. 액터와 유스케이스 간의 연관(Association), 포함(Include), 확장(Extend) 관계를 표현한다.</w:t>
+      </w:r>
+    </w:p>
+    <w:p>
+      <w:pPr>
+        <w:spacing w:after="60" w:before="60"/>
+      </w:pPr>
+    </w:p>
+    <w:p>
+      <w:pPr>
+        <w:jc w:val="center"/>
+      </w:pPr>
+      <w:r>
+        <w:drawing>
+          <wp:inline distT="0" distB="0" distL="0" distR="0">
+            <wp:extent cx="3619500" cy="5334000"/>
+            <wp:effectExtent t="0" r="0" b="0" l="0"/>
+            <wp:docPr id="1" name="uc_diagram" descr="BUSTAGO 유스케이스 다이어그램" title="UseCase Diagram"/>
+            <wp:cNvGraphicFramePr>
+              <a:graphicFrameLocks xmlns:a="http://schemas.openxmlformats.org/drawingml/2006/main" noChangeAspect="1"/>
+            </wp:cNvGraphicFramePr>
+            <a:graphic xmlns:a="http://schemas.openxmlformats.org/drawingml/2006/main">
+              <a:graphicData uri="http://schemas.openxmlformats.org/drawingml/2006/picture">
+                <pic:pic xmlns:pic="http://schemas.openxmlformats.org/drawingml/2006/picture">
+                  <pic:nvPicPr>
+                    <pic:cNvPr id="0" name="" descr=""/>
+                    <pic:cNvPicPr>
+                      <a:picLocks noChangeAspect="1" noChangeArrowheads="1"/>
+                    </pic:cNvPicPr>
+                  </pic:nvPicPr>
+                  <pic:blipFill>
+                    <a:blip r:embed="rId7" cstate="none"/>
+                    <a:srcRect/>
+                    <a:stretch>
+                      <a:fillRect/>
+                    </a:stretch>
+                  </pic:blipFill>
+                  <pic:spPr bwMode="auto">
+                    <a:xfrm>
+                      <a:off x="0" y="0"/>
+                      <a:ext cx="3619500" cy="5334000"/>
+                    </a:xfrm>
+                    <a:prstGeom prst="rect">
+                      <a:avLst/>
+                    </a:prstGeom>
+                  </pic:spPr>
+                </pic:pic>
+              </a:graphicData>
+            </a:graphic>
+          </wp:inline>
+        </w:drawing>
+      </w:r>
+    </w:p>
+    <w:p>
+      <w:pPr>
+        <w:spacing w:after="240" w:before="80"/>
+        <w:jc w:val="center"/>
+      </w:pPr>
+      <w:r>
+        <w:rPr>
+          <w:rFonts w:ascii="Arial" w:cs="Arial" w:eastAsia="Arial" w:hAnsi="Arial"/>
+          <w:i/>
+          <w:iCs/>
+          <w:color w:val="666666"/>
+          <w:sz w:val="18"/>
+          <w:szCs w:val="18"/>
+        </w:rPr>
+        <w:t xml:space="preserve">[그림 1] BUSTAGO 유스케이스 다이어그램</w:t>
+      </w:r>
+    </w:p>
     <w:p>
       <w:pPr>
         <w:pStyle w:val="Heading2"/>
@@ -447,7 +684,1613 @@
         <w:rPr>
           <w:rFonts w:ascii="Arial" w:cs="Arial" w:eastAsia="Arial" w:hAnsi="Arial"/>
         </w:rPr>
-        <w:t xml:space="preserve">1.3 유스케이스 요약</w:t>
+        <w:t xml:space="preserve">2.1 다이어그램 관계 설명</w:t>
+      </w:r>
+    </w:p>
+    <w:tbl>
+      <w:tblPr>
+        <w:tblW w:type="dxa" w:w="9026"/>
+        <w:tblBorders>
+          <w:top w:val="single" w:color="auto" w:sz="4"/>
+          <w:left w:val="single" w:color="auto" w:sz="4"/>
+          <w:bottom w:val="single" w:color="auto" w:sz="4"/>
+          <w:right w:val="single" w:color="auto" w:sz="4"/>
+          <w:insideH w:val="single" w:color="auto" w:sz="4"/>
+          <w:insideV w:val="single" w:color="auto" w:sz="4"/>
+        </w:tblBorders>
+      </w:tblPr>
+      <w:tblGrid>
+        <w:gridCol w:w="2000"/>
+        <w:gridCol w:w="3500"/>
+        <w:gridCol w:w="3526"/>
+      </w:tblGrid>
+      <w:tr>
+        <w:tc>
+          <w:tcPr>
+            <w:tcW w:type="dxa" w:w="2000"/>
+            <w:tcBorders>
+              <w:top w:val="single" w:color="CCCCCC" w:sz="1"/>
+              <w:left w:val="single" w:color="CCCCCC" w:sz="1"/>
+              <w:bottom w:val="single" w:color="CCCCCC" w:sz="1"/>
+              <w:right w:val="single" w:color="CCCCCC" w:sz="1"/>
+            </w:tcBorders>
+            <w:shd w:fill="2E4057" w:val="clear"/>
+            <w:tcMar>
+              <w:top w:type="dxa" w:w="80"/>
+              <w:left w:type="dxa" w:w="120"/>
+              <w:bottom w:type="dxa" w:w="80"/>
+              <w:right w:type="dxa" w:w="120"/>
+            </w:tcMar>
+          </w:tcPr>
+          <w:p>
+            <w:pPr>
+              <w:spacing w:after="40" w:before="40"/>
+            </w:pPr>
+            <w:r>
+              <w:rPr>
+                <w:rFonts w:ascii="Arial" w:cs="Arial" w:eastAsia="Arial" w:hAnsi="Arial"/>
+                <w:b/>
+                <w:bCs/>
+                <w:color w:val="FFFFFF"/>
+                <w:sz w:val="20"/>
+                <w:szCs w:val="20"/>
+              </w:rPr>
+              <w:t xml:space="preserve">관계 유형</w:t>
+            </w:r>
+          </w:p>
+        </w:tc>
+        <w:tc>
+          <w:tcPr>
+            <w:tcW w:type="dxa" w:w="3500"/>
+            <w:tcBorders>
+              <w:top w:val="single" w:color="CCCCCC" w:sz="1"/>
+              <w:left w:val="single" w:color="CCCCCC" w:sz="1"/>
+              <w:bottom w:val="single" w:color="CCCCCC" w:sz="1"/>
+              <w:right w:val="single" w:color="CCCCCC" w:sz="1"/>
+            </w:tcBorders>
+            <w:shd w:fill="2E4057" w:val="clear"/>
+            <w:tcMar>
+              <w:top w:type="dxa" w:w="80"/>
+              <w:left w:type="dxa" w:w="120"/>
+              <w:bottom w:type="dxa" w:w="80"/>
+              <w:right w:type="dxa" w:w="120"/>
+            </w:tcMar>
+          </w:tcPr>
+          <w:p>
+            <w:pPr>
+              <w:spacing w:after="40" w:before="40"/>
+            </w:pPr>
+            <w:r>
+              <w:rPr>
+                <w:rFonts w:ascii="Arial" w:cs="Arial" w:eastAsia="Arial" w:hAnsi="Arial"/>
+                <w:b/>
+                <w:bCs/>
+                <w:color w:val="FFFFFF"/>
+                <w:sz w:val="20"/>
+                <w:szCs w:val="20"/>
+              </w:rPr>
+              <w:t xml:space="preserve">표기</w:t>
+            </w:r>
+          </w:p>
+        </w:tc>
+        <w:tc>
+          <w:tcPr>
+            <w:tcW w:type="dxa" w:w="3526"/>
+            <w:tcBorders>
+              <w:top w:val="single" w:color="CCCCCC" w:sz="1"/>
+              <w:left w:val="single" w:color="CCCCCC" w:sz="1"/>
+              <w:bottom w:val="single" w:color="CCCCCC" w:sz="1"/>
+              <w:right w:val="single" w:color="CCCCCC" w:sz="1"/>
+            </w:tcBorders>
+            <w:shd w:fill="2E4057" w:val="clear"/>
+            <w:tcMar>
+              <w:top w:type="dxa" w:w="80"/>
+              <w:left w:type="dxa" w:w="120"/>
+              <w:bottom w:type="dxa" w:w="80"/>
+              <w:right w:type="dxa" w:w="120"/>
+            </w:tcMar>
+          </w:tcPr>
+          <w:p>
+            <w:pPr>
+              <w:spacing w:after="40" w:before="40"/>
+            </w:pPr>
+            <w:r>
+              <w:rPr>
+                <w:rFonts w:ascii="Arial" w:cs="Arial" w:eastAsia="Arial" w:hAnsi="Arial"/>
+                <w:b/>
+                <w:bCs/>
+                <w:color w:val="FFFFFF"/>
+                <w:sz w:val="20"/>
+                <w:szCs w:val="20"/>
+              </w:rPr>
+              <w:t xml:space="preserve">설명</w:t>
+            </w:r>
+          </w:p>
+        </w:tc>
+      </w:tr>
+      <w:tr>
+        <w:tc>
+          <w:tcPr>
+            <w:tcW w:type="dxa" w:w="2000"/>
+            <w:tcBorders>
+              <w:top w:val="single" w:color="CCCCCC" w:sz="1"/>
+              <w:left w:val="single" w:color="CCCCCC" w:sz="1"/>
+              <w:bottom w:val="single" w:color="CCCCCC" w:sz="1"/>
+              <w:right w:val="single" w:color="CCCCCC" w:sz="1"/>
+            </w:tcBorders>
+            <w:shd w:fill="FFFFFF" w:val="clear"/>
+            <w:tcMar>
+              <w:top w:type="dxa" w:w="80"/>
+              <w:left w:type="dxa" w:w="120"/>
+              <w:bottom w:type="dxa" w:w="80"/>
+              <w:right w:type="dxa" w:w="120"/>
+            </w:tcMar>
+          </w:tcPr>
+          <w:p>
+            <w:pPr>
+              <w:spacing w:after="40" w:before="40"/>
+            </w:pPr>
+            <w:r>
+              <w:rPr>
+                <w:rFonts w:ascii="Arial" w:cs="Arial" w:eastAsia="Arial" w:hAnsi="Arial"/>
+                <w:sz w:val="20"/>
+                <w:szCs w:val="20"/>
+              </w:rPr>
+              <w:t xml:space="preserve">연관 (Association)</w:t>
+            </w:r>
+          </w:p>
+        </w:tc>
+        <w:tc>
+          <w:tcPr>
+            <w:tcW w:type="dxa" w:w="3500"/>
+            <w:tcBorders>
+              <w:top w:val="single" w:color="CCCCCC" w:sz="1"/>
+              <w:left w:val="single" w:color="CCCCCC" w:sz="1"/>
+              <w:bottom w:val="single" w:color="CCCCCC" w:sz="1"/>
+              <w:right w:val="single" w:color="CCCCCC" w:sz="1"/>
+            </w:tcBorders>
+            <w:shd w:fill="FFFFFF" w:val="clear"/>
+            <w:tcMar>
+              <w:top w:type="dxa" w:w="80"/>
+              <w:left w:type="dxa" w:w="120"/>
+              <w:bottom w:type="dxa" w:w="80"/>
+              <w:right w:type="dxa" w:w="120"/>
+            </w:tcMar>
+          </w:tcPr>
+          <w:p>
+            <w:pPr>
+              <w:spacing w:after="40" w:before="40"/>
+            </w:pPr>
+            <w:r>
+              <w:rPr>
+                <w:rFonts w:ascii="Arial" w:cs="Arial" w:eastAsia="Arial" w:hAnsi="Arial"/>
+                <w:sz w:val="20"/>
+                <w:szCs w:val="20"/>
+              </w:rPr>
+              <w:t xml:space="preserve">실선 (─)</w:t>
+            </w:r>
+          </w:p>
+        </w:tc>
+        <w:tc>
+          <w:tcPr>
+            <w:tcW w:type="dxa" w:w="3526"/>
+            <w:tcBorders>
+              <w:top w:val="single" w:color="CCCCCC" w:sz="1"/>
+              <w:left w:val="single" w:color="CCCCCC" w:sz="1"/>
+              <w:bottom w:val="single" w:color="CCCCCC" w:sz="1"/>
+              <w:right w:val="single" w:color="CCCCCC" w:sz="1"/>
+            </w:tcBorders>
+            <w:shd w:fill="FFFFFF" w:val="clear"/>
+            <w:tcMar>
+              <w:top w:type="dxa" w:w="80"/>
+              <w:left w:type="dxa" w:w="120"/>
+              <w:bottom w:type="dxa" w:w="80"/>
+              <w:right w:type="dxa" w:w="120"/>
+            </w:tcMar>
+          </w:tcPr>
+          <w:p>
+            <w:pPr>
+              <w:spacing w:after="40" w:before="40"/>
+            </w:pPr>
+            <w:r>
+              <w:rPr>
+                <w:rFonts w:ascii="Arial" w:cs="Arial" w:eastAsia="Arial" w:hAnsi="Arial"/>
+                <w:sz w:val="20"/>
+                <w:szCs w:val="20"/>
+              </w:rPr>
+              <w:t xml:space="preserve">액터가 유스케이스를 직접 사용하는 관계를 나타낸다.</w:t>
+            </w:r>
+          </w:p>
+        </w:tc>
+      </w:tr>
+      <w:tr>
+        <w:tc>
+          <w:tcPr>
+            <w:tcW w:type="dxa" w:w="2000"/>
+            <w:tcBorders>
+              <w:top w:val="single" w:color="CCCCCC" w:sz="1"/>
+              <w:left w:val="single" w:color="CCCCCC" w:sz="1"/>
+              <w:bottom w:val="single" w:color="CCCCCC" w:sz="1"/>
+              <w:right w:val="single" w:color="CCCCCC" w:sz="1"/>
+            </w:tcBorders>
+            <w:shd w:fill="F7F9FC" w:val="clear"/>
+            <w:tcMar>
+              <w:top w:type="dxa" w:w="80"/>
+              <w:left w:type="dxa" w:w="120"/>
+              <w:bottom w:type="dxa" w:w="80"/>
+              <w:right w:type="dxa" w:w="120"/>
+            </w:tcMar>
+          </w:tcPr>
+          <w:p>
+            <w:pPr>
+              <w:spacing w:after="40" w:before="40"/>
+            </w:pPr>
+            <w:r>
+              <w:rPr>
+                <w:rFonts w:ascii="Arial" w:cs="Arial" w:eastAsia="Arial" w:hAnsi="Arial"/>
+                <w:sz w:val="20"/>
+                <w:szCs w:val="20"/>
+              </w:rPr>
+              <w:t xml:space="preserve">포함 (Include)</w:t>
+            </w:r>
+          </w:p>
+        </w:tc>
+        <w:tc>
+          <w:tcPr>
+            <w:tcW w:type="dxa" w:w="3500"/>
+            <w:tcBorders>
+              <w:top w:val="single" w:color="CCCCCC" w:sz="1"/>
+              <w:left w:val="single" w:color="CCCCCC" w:sz="1"/>
+              <w:bottom w:val="single" w:color="CCCCCC" w:sz="1"/>
+              <w:right w:val="single" w:color="CCCCCC" w:sz="1"/>
+            </w:tcBorders>
+            <w:shd w:fill="F7F9FC" w:val="clear"/>
+            <w:tcMar>
+              <w:top w:type="dxa" w:w="80"/>
+              <w:left w:type="dxa" w:w="120"/>
+              <w:bottom w:type="dxa" w:w="80"/>
+              <w:right w:type="dxa" w:w="120"/>
+            </w:tcMar>
+          </w:tcPr>
+          <w:p>
+            <w:pPr>
+              <w:spacing w:after="40" w:before="40"/>
+            </w:pPr>
+            <w:r>
+              <w:rPr>
+                <w:rFonts w:ascii="Arial" w:cs="Arial" w:eastAsia="Arial" w:hAnsi="Arial"/>
+                <w:sz w:val="20"/>
+                <w:szCs w:val="20"/>
+              </w:rPr>
+              <w:t xml:space="preserve">점선 + &lt;&lt;include&gt;&gt;</w:t>
+            </w:r>
+          </w:p>
+        </w:tc>
+        <w:tc>
+          <w:tcPr>
+            <w:tcW w:type="dxa" w:w="3526"/>
+            <w:tcBorders>
+              <w:top w:val="single" w:color="CCCCCC" w:sz="1"/>
+              <w:left w:val="single" w:color="CCCCCC" w:sz="1"/>
+              <w:bottom w:val="single" w:color="CCCCCC" w:sz="1"/>
+              <w:right w:val="single" w:color="CCCCCC" w:sz="1"/>
+            </w:tcBorders>
+            <w:shd w:fill="F7F9FC" w:val="clear"/>
+            <w:tcMar>
+              <w:top w:type="dxa" w:w="80"/>
+              <w:left w:type="dxa" w:w="120"/>
+              <w:bottom w:type="dxa" w:w="80"/>
+              <w:right w:type="dxa" w:w="120"/>
+            </w:tcMar>
+          </w:tcPr>
+          <w:p>
+            <w:pPr>
+              <w:spacing w:after="40" w:before="40"/>
+            </w:pPr>
+            <w:r>
+              <w:rPr>
+                <w:rFonts w:ascii="Arial" w:cs="Arial" w:eastAsia="Arial" w:hAnsi="Arial"/>
+                <w:sz w:val="20"/>
+                <w:szCs w:val="20"/>
+              </w:rPr>
+              <w:t xml:space="preserve">기본 유스케이스 실행 시 포함된 유스케이스가 반드시 함께 실행되는 관계이다. (예: UC-05~07 실행 시 UC-04 로그인 필수)</w:t>
+            </w:r>
+          </w:p>
+        </w:tc>
+      </w:tr>
+      <w:tr>
+        <w:tc>
+          <w:tcPr>
+            <w:tcW w:type="dxa" w:w="2000"/>
+            <w:tcBorders>
+              <w:top w:val="single" w:color="CCCCCC" w:sz="1"/>
+              <w:left w:val="single" w:color="CCCCCC" w:sz="1"/>
+              <w:bottom w:val="single" w:color="CCCCCC" w:sz="1"/>
+              <w:right w:val="single" w:color="CCCCCC" w:sz="1"/>
+            </w:tcBorders>
+            <w:shd w:fill="FFFFFF" w:val="clear"/>
+            <w:tcMar>
+              <w:top w:type="dxa" w:w="80"/>
+              <w:left w:type="dxa" w:w="120"/>
+              <w:bottom w:type="dxa" w:w="80"/>
+              <w:right w:type="dxa" w:w="120"/>
+            </w:tcMar>
+          </w:tcPr>
+          <w:p>
+            <w:pPr>
+              <w:spacing w:after="40" w:before="40"/>
+            </w:pPr>
+            <w:r>
+              <w:rPr>
+                <w:rFonts w:ascii="Arial" w:cs="Arial" w:eastAsia="Arial" w:hAnsi="Arial"/>
+                <w:sz w:val="20"/>
+                <w:szCs w:val="20"/>
+              </w:rPr>
+              <w:t xml:space="preserve">확장 (Extend)</w:t>
+            </w:r>
+          </w:p>
+        </w:tc>
+        <w:tc>
+          <w:tcPr>
+            <w:tcW w:type="dxa" w:w="3500"/>
+            <w:tcBorders>
+              <w:top w:val="single" w:color="CCCCCC" w:sz="1"/>
+              <w:left w:val="single" w:color="CCCCCC" w:sz="1"/>
+              <w:bottom w:val="single" w:color="CCCCCC" w:sz="1"/>
+              <w:right w:val="single" w:color="CCCCCC" w:sz="1"/>
+            </w:tcBorders>
+            <w:shd w:fill="FFFFFF" w:val="clear"/>
+            <w:tcMar>
+              <w:top w:type="dxa" w:w="80"/>
+              <w:left w:type="dxa" w:w="120"/>
+              <w:bottom w:type="dxa" w:w="80"/>
+              <w:right w:type="dxa" w:w="120"/>
+            </w:tcMar>
+          </w:tcPr>
+          <w:p>
+            <w:pPr>
+              <w:spacing w:after="40" w:before="40"/>
+            </w:pPr>
+            <w:r>
+              <w:rPr>
+                <w:rFonts w:ascii="Arial" w:cs="Arial" w:eastAsia="Arial" w:hAnsi="Arial"/>
+                <w:sz w:val="20"/>
+                <w:szCs w:val="20"/>
+              </w:rPr>
+              <w:t xml:space="preserve">점선 + &lt;&lt;extend&gt;&gt;</w:t>
+            </w:r>
+          </w:p>
+        </w:tc>
+        <w:tc>
+          <w:tcPr>
+            <w:tcW w:type="dxa" w:w="3526"/>
+            <w:tcBorders>
+              <w:top w:val="single" w:color="CCCCCC" w:sz="1"/>
+              <w:left w:val="single" w:color="CCCCCC" w:sz="1"/>
+              <w:bottom w:val="single" w:color="CCCCCC" w:sz="1"/>
+              <w:right w:val="single" w:color="CCCCCC" w:sz="1"/>
+            </w:tcBorders>
+            <w:shd w:fill="FFFFFF" w:val="clear"/>
+            <w:tcMar>
+              <w:top w:type="dxa" w:w="80"/>
+              <w:left w:type="dxa" w:w="120"/>
+              <w:bottom w:type="dxa" w:w="80"/>
+              <w:right w:type="dxa" w:w="120"/>
+            </w:tcMar>
+          </w:tcPr>
+          <w:p>
+            <w:pPr>
+              <w:spacing w:after="40" w:before="40"/>
+            </w:pPr>
+            <w:r>
+              <w:rPr>
+                <w:rFonts w:ascii="Arial" w:cs="Arial" w:eastAsia="Arial" w:hAnsi="Arial"/>
+                <w:sz w:val="20"/>
+                <w:szCs w:val="20"/>
+              </w:rPr>
+              <w:t xml:space="preserve">특정 조건이 만족될 때만 확장 유스케이스가 실행되는 관계이다. (예: UC-08에서 정확도 기준 이하 시 UC-09 실행)</w:t>
+            </w:r>
+          </w:p>
+        </w:tc>
+      </w:tr>
+    </w:tbl>
+    <w:p>
+      <w:pPr>
+        <w:spacing w:after="60" w:before="60"/>
+      </w:pPr>
+    </w:p>
+    <w:p>
+      <w:pPr>
+        <w:pStyle w:val="Heading2"/>
+      </w:pPr>
+      <w:r>
+        <w:rPr>
+          <w:rFonts w:ascii="Arial" w:cs="Arial" w:eastAsia="Arial" w:hAnsi="Arial"/>
+        </w:rPr>
+        <w:t xml:space="preserve">2.2 액터별 유스케이스 매핑</w:t>
+      </w:r>
+    </w:p>
+    <w:tbl>
+      <w:tblPr>
+        <w:tblW w:type="dxa" w:w="9026"/>
+        <w:tblBorders>
+          <w:top w:val="single" w:color="auto" w:sz="4"/>
+          <w:left w:val="single" w:color="auto" w:sz="4"/>
+          <w:bottom w:val="single" w:color="auto" w:sz="4"/>
+          <w:right w:val="single" w:color="auto" w:sz="4"/>
+          <w:insideH w:val="single" w:color="auto" w:sz="4"/>
+          <w:insideV w:val="single" w:color="auto" w:sz="4"/>
+        </w:tblBorders>
+      </w:tblPr>
+      <w:tblGrid>
+        <w:gridCol w:w="2000"/>
+        <w:gridCol w:w="3500"/>
+        <w:gridCol w:w="3526"/>
+      </w:tblGrid>
+      <w:tr>
+        <w:tc>
+          <w:tcPr>
+            <w:tcW w:type="dxa" w:w="2000"/>
+            <w:tcBorders>
+              <w:top w:val="single" w:color="CCCCCC" w:sz="1"/>
+              <w:left w:val="single" w:color="CCCCCC" w:sz="1"/>
+              <w:bottom w:val="single" w:color="CCCCCC" w:sz="1"/>
+              <w:right w:val="single" w:color="CCCCCC" w:sz="1"/>
+            </w:tcBorders>
+            <w:shd w:fill="2E4057" w:val="clear"/>
+            <w:tcMar>
+              <w:top w:type="dxa" w:w="80"/>
+              <w:left w:type="dxa" w:w="120"/>
+              <w:bottom w:type="dxa" w:w="80"/>
+              <w:right w:type="dxa" w:w="120"/>
+            </w:tcMar>
+          </w:tcPr>
+          <w:p>
+            <w:pPr>
+              <w:spacing w:after="40" w:before="40"/>
+            </w:pPr>
+            <w:r>
+              <w:rPr>
+                <w:rFonts w:ascii="Arial" w:cs="Arial" w:eastAsia="Arial" w:hAnsi="Arial"/>
+                <w:b/>
+                <w:bCs/>
+                <w:color w:val="FFFFFF"/>
+                <w:sz w:val="20"/>
+                <w:szCs w:val="20"/>
+              </w:rPr>
+              <w:t xml:space="preserve">액터</w:t>
+            </w:r>
+          </w:p>
+        </w:tc>
+        <w:tc>
+          <w:tcPr>
+            <w:tcW w:type="dxa" w:w="3500"/>
+            <w:tcBorders>
+              <w:top w:val="single" w:color="CCCCCC" w:sz="1"/>
+              <w:left w:val="single" w:color="CCCCCC" w:sz="1"/>
+              <w:bottom w:val="single" w:color="CCCCCC" w:sz="1"/>
+              <w:right w:val="single" w:color="CCCCCC" w:sz="1"/>
+            </w:tcBorders>
+            <w:shd w:fill="2E4057" w:val="clear"/>
+            <w:tcMar>
+              <w:top w:type="dxa" w:w="80"/>
+              <w:left w:type="dxa" w:w="120"/>
+              <w:bottom w:type="dxa" w:w="80"/>
+              <w:right w:type="dxa" w:w="120"/>
+            </w:tcMar>
+          </w:tcPr>
+          <w:p>
+            <w:pPr>
+              <w:spacing w:after="40" w:before="40"/>
+            </w:pPr>
+            <w:r>
+              <w:rPr>
+                <w:rFonts w:ascii="Arial" w:cs="Arial" w:eastAsia="Arial" w:hAnsi="Arial"/>
+                <w:b/>
+                <w:bCs/>
+                <w:color w:val="FFFFFF"/>
+                <w:sz w:val="20"/>
+                <w:szCs w:val="20"/>
+              </w:rPr>
+              <w:t xml:space="preserve">유스케이스</w:t>
+            </w:r>
+          </w:p>
+        </w:tc>
+        <w:tc>
+          <w:tcPr>
+            <w:tcW w:type="dxa" w:w="3526"/>
+            <w:tcBorders>
+              <w:top w:val="single" w:color="CCCCCC" w:sz="1"/>
+              <w:left w:val="single" w:color="CCCCCC" w:sz="1"/>
+              <w:bottom w:val="single" w:color="CCCCCC" w:sz="1"/>
+              <w:right w:val="single" w:color="CCCCCC" w:sz="1"/>
+            </w:tcBorders>
+            <w:shd w:fill="2E4057" w:val="clear"/>
+            <w:tcMar>
+              <w:top w:type="dxa" w:w="80"/>
+              <w:left w:type="dxa" w:w="120"/>
+              <w:bottom w:type="dxa" w:w="80"/>
+              <w:right w:type="dxa" w:w="120"/>
+            </w:tcMar>
+          </w:tcPr>
+          <w:p>
+            <w:pPr>
+              <w:spacing w:after="40" w:before="40"/>
+            </w:pPr>
+            <w:r>
+              <w:rPr>
+                <w:rFonts w:ascii="Arial" w:cs="Arial" w:eastAsia="Arial" w:hAnsi="Arial"/>
+                <w:b/>
+                <w:bCs/>
+                <w:color w:val="FFFFFF"/>
+                <w:sz w:val="20"/>
+                <w:szCs w:val="20"/>
+              </w:rPr>
+              <w:t xml:space="preserve">비고</w:t>
+            </w:r>
+          </w:p>
+        </w:tc>
+      </w:tr>
+      <w:tr>
+        <w:tc>
+          <w:tcPr>
+            <w:tcW w:type="dxa" w:w="2000"/>
+            <w:tcBorders>
+              <w:top w:val="single" w:color="CCCCCC" w:sz="1"/>
+              <w:left w:val="single" w:color="CCCCCC" w:sz="1"/>
+              <w:bottom w:val="single" w:color="CCCCCC" w:sz="1"/>
+              <w:right w:val="single" w:color="CCCCCC" w:sz="1"/>
+            </w:tcBorders>
+            <w:shd w:fill="FFFFFF" w:val="clear"/>
+            <w:tcMar>
+              <w:top w:type="dxa" w:w="80"/>
+              <w:left w:type="dxa" w:w="120"/>
+              <w:bottom w:type="dxa" w:w="80"/>
+              <w:right w:type="dxa" w:w="120"/>
+            </w:tcMar>
+          </w:tcPr>
+          <w:p>
+            <w:pPr>
+              <w:spacing w:after="40" w:before="40"/>
+            </w:pPr>
+            <w:r>
+              <w:rPr>
+                <w:rFonts w:ascii="Arial" w:cs="Arial" w:eastAsia="Arial" w:hAnsi="Arial"/>
+                <w:sz w:val="20"/>
+                <w:szCs w:val="20"/>
+              </w:rPr>
+              <w:t xml:space="preserve">일반 시민 (승객)</w:t>
+            </w:r>
+          </w:p>
+        </w:tc>
+        <w:tc>
+          <w:tcPr>
+            <w:tcW w:type="dxa" w:w="3500"/>
+            <w:tcBorders>
+              <w:top w:val="single" w:color="CCCCCC" w:sz="1"/>
+              <w:left w:val="single" w:color="CCCCCC" w:sz="1"/>
+              <w:bottom w:val="single" w:color="CCCCCC" w:sz="1"/>
+              <w:right w:val="single" w:color="CCCCCC" w:sz="1"/>
+            </w:tcBorders>
+            <w:shd w:fill="FFFFFF" w:val="clear"/>
+            <w:tcMar>
+              <w:top w:type="dxa" w:w="80"/>
+              <w:left w:type="dxa" w:w="120"/>
+              <w:bottom w:type="dxa" w:w="80"/>
+              <w:right w:type="dxa" w:w="120"/>
+            </w:tcMar>
+          </w:tcPr>
+          <w:p>
+            <w:pPr>
+              <w:spacing w:after="40" w:before="40"/>
+            </w:pPr>
+            <w:r>
+              <w:rPr>
+                <w:rFonts w:ascii="Arial" w:cs="Arial" w:eastAsia="Arial" w:hAnsi="Arial"/>
+                <w:sz w:val="20"/>
+                <w:szCs w:val="20"/>
+              </w:rPr>
+              <w:t xml:space="preserve">UC-01 정류장 혼잡도 조회</w:t>
+            </w:r>
+          </w:p>
+        </w:tc>
+        <w:tc>
+          <w:tcPr>
+            <w:tcW w:type="dxa" w:w="3526"/>
+            <w:tcBorders>
+              <w:top w:val="single" w:color="CCCCCC" w:sz="1"/>
+              <w:left w:val="single" w:color="CCCCCC" w:sz="1"/>
+              <w:bottom w:val="single" w:color="CCCCCC" w:sz="1"/>
+              <w:right w:val="single" w:color="CCCCCC" w:sz="1"/>
+            </w:tcBorders>
+            <w:shd w:fill="FFFFFF" w:val="clear"/>
+            <w:tcMar>
+              <w:top w:type="dxa" w:w="80"/>
+              <w:left w:type="dxa" w:w="120"/>
+              <w:bottom w:type="dxa" w:w="80"/>
+              <w:right w:type="dxa" w:w="120"/>
+            </w:tcMar>
+          </w:tcPr>
+          <w:p>
+            <w:pPr>
+              <w:spacing w:after="40" w:before="40"/>
+            </w:pPr>
+            <w:r>
+              <w:rPr>
+                <w:rFonts w:ascii="Arial" w:cs="Arial" w:eastAsia="Arial" w:hAnsi="Arial"/>
+                <w:sz w:val="20"/>
+                <w:szCs w:val="20"/>
+              </w:rPr>
+              <w:t xml:space="preserve">UC-01 실행 시 혼잡 판정이면 UC-02가 자동 포함(include)된다.</w:t>
+            </w:r>
+          </w:p>
+        </w:tc>
+      </w:tr>
+      <w:tr>
+        <w:tc>
+          <w:tcPr>
+            <w:tcW w:type="dxa" w:w="2000"/>
+            <w:tcBorders>
+              <w:top w:val="single" w:color="CCCCCC" w:sz="1"/>
+              <w:left w:val="single" w:color="CCCCCC" w:sz="1"/>
+              <w:bottom w:val="single" w:color="CCCCCC" w:sz="1"/>
+              <w:right w:val="single" w:color="CCCCCC" w:sz="1"/>
+            </w:tcBorders>
+            <w:shd w:fill="F7F9FC" w:val="clear"/>
+            <w:tcMar>
+              <w:top w:type="dxa" w:w="80"/>
+              <w:left w:type="dxa" w:w="120"/>
+              <w:bottom w:type="dxa" w:w="80"/>
+              <w:right w:type="dxa" w:w="120"/>
+            </w:tcMar>
+          </w:tcPr>
+          <w:p>
+            <w:pPr>
+              <w:spacing w:after="40" w:before="40"/>
+            </w:pPr>
+            <w:r>
+              <w:rPr>
+                <w:rFonts w:ascii="Arial" w:cs="Arial" w:eastAsia="Arial" w:hAnsi="Arial"/>
+                <w:sz w:val="20"/>
+                <w:szCs w:val="20"/>
+              </w:rPr>
+              <w:t xml:space="preserve"/>
+            </w:r>
+          </w:p>
+        </w:tc>
+        <w:tc>
+          <w:tcPr>
+            <w:tcW w:type="dxa" w:w="3500"/>
+            <w:tcBorders>
+              <w:top w:val="single" w:color="CCCCCC" w:sz="1"/>
+              <w:left w:val="single" w:color="CCCCCC" w:sz="1"/>
+              <w:bottom w:val="single" w:color="CCCCCC" w:sz="1"/>
+              <w:right w:val="single" w:color="CCCCCC" w:sz="1"/>
+            </w:tcBorders>
+            <w:shd w:fill="F7F9FC" w:val="clear"/>
+            <w:tcMar>
+              <w:top w:type="dxa" w:w="80"/>
+              <w:left w:type="dxa" w:w="120"/>
+              <w:bottom w:type="dxa" w:w="80"/>
+              <w:right w:type="dxa" w:w="120"/>
+            </w:tcMar>
+          </w:tcPr>
+          <w:p>
+            <w:pPr>
+              <w:spacing w:after="40" w:before="40"/>
+            </w:pPr>
+            <w:r>
+              <w:rPr>
+                <w:rFonts w:ascii="Arial" w:cs="Arial" w:eastAsia="Arial" w:hAnsi="Arial"/>
+                <w:sz w:val="20"/>
+                <w:szCs w:val="20"/>
+              </w:rPr>
+              <w:t xml:space="preserve">UC-02 대체 노선 추천 수신</w:t>
+            </w:r>
+          </w:p>
+        </w:tc>
+        <w:tc>
+          <w:tcPr>
+            <w:tcW w:type="dxa" w:w="3526"/>
+            <w:tcBorders>
+              <w:top w:val="single" w:color="CCCCCC" w:sz="1"/>
+              <w:left w:val="single" w:color="CCCCCC" w:sz="1"/>
+              <w:bottom w:val="single" w:color="CCCCCC" w:sz="1"/>
+              <w:right w:val="single" w:color="CCCCCC" w:sz="1"/>
+            </w:tcBorders>
+            <w:shd w:fill="F7F9FC" w:val="clear"/>
+            <w:tcMar>
+              <w:top w:type="dxa" w:w="80"/>
+              <w:left w:type="dxa" w:w="120"/>
+              <w:bottom w:type="dxa" w:w="80"/>
+              <w:right w:type="dxa" w:w="120"/>
+            </w:tcMar>
+          </w:tcPr>
+          <w:p>
+            <w:pPr>
+              <w:spacing w:after="40" w:before="40"/>
+            </w:pPr>
+            <w:r>
+              <w:rPr>
+                <w:rFonts w:ascii="Arial" w:cs="Arial" w:eastAsia="Arial" w:hAnsi="Arial"/>
+                <w:sz w:val="20"/>
+                <w:szCs w:val="20"/>
+              </w:rPr>
+              <w:t xml:space="preserve">UC-01에 포함되는 유스케이스이다.</w:t>
+            </w:r>
+          </w:p>
+        </w:tc>
+      </w:tr>
+      <w:tr>
+        <w:tc>
+          <w:tcPr>
+            <w:tcW w:type="dxa" w:w="2000"/>
+            <w:tcBorders>
+              <w:top w:val="single" w:color="CCCCCC" w:sz="1"/>
+              <w:left w:val="single" w:color="CCCCCC" w:sz="1"/>
+              <w:bottom w:val="single" w:color="CCCCCC" w:sz="1"/>
+              <w:right w:val="single" w:color="CCCCCC" w:sz="1"/>
+            </w:tcBorders>
+            <w:shd w:fill="FFFFFF" w:val="clear"/>
+            <w:tcMar>
+              <w:top w:type="dxa" w:w="80"/>
+              <w:left w:type="dxa" w:w="120"/>
+              <w:bottom w:type="dxa" w:w="80"/>
+              <w:right w:type="dxa" w:w="120"/>
+            </w:tcMar>
+          </w:tcPr>
+          <w:p>
+            <w:pPr>
+              <w:spacing w:after="40" w:before="40"/>
+            </w:pPr>
+            <w:r>
+              <w:rPr>
+                <w:rFonts w:ascii="Arial" w:cs="Arial" w:eastAsia="Arial" w:hAnsi="Arial"/>
+                <w:sz w:val="20"/>
+                <w:szCs w:val="20"/>
+              </w:rPr>
+              <w:t xml:space="preserve"/>
+            </w:r>
+          </w:p>
+        </w:tc>
+        <w:tc>
+          <w:tcPr>
+            <w:tcW w:type="dxa" w:w="3500"/>
+            <w:tcBorders>
+              <w:top w:val="single" w:color="CCCCCC" w:sz="1"/>
+              <w:left w:val="single" w:color="CCCCCC" w:sz="1"/>
+              <w:bottom w:val="single" w:color="CCCCCC" w:sz="1"/>
+              <w:right w:val="single" w:color="CCCCCC" w:sz="1"/>
+            </w:tcBorders>
+            <w:shd w:fill="FFFFFF" w:val="clear"/>
+            <w:tcMar>
+              <w:top w:type="dxa" w:w="80"/>
+              <w:left w:type="dxa" w:w="120"/>
+              <w:bottom w:type="dxa" w:w="80"/>
+              <w:right w:type="dxa" w:w="120"/>
+            </w:tcMar>
+          </w:tcPr>
+          <w:p>
+            <w:pPr>
+              <w:spacing w:after="40" w:before="40"/>
+            </w:pPr>
+            <w:r>
+              <w:rPr>
+                <w:rFonts w:ascii="Arial" w:cs="Arial" w:eastAsia="Arial" w:hAnsi="Arial"/>
+                <w:sz w:val="20"/>
+                <w:szCs w:val="20"/>
+              </w:rPr>
+              <w:t xml:space="preserve">UC-03 현장 디스플레이 확인</w:t>
+            </w:r>
+          </w:p>
+        </w:tc>
+        <w:tc>
+          <w:tcPr>
+            <w:tcW w:type="dxa" w:w="3526"/>
+            <w:tcBorders>
+              <w:top w:val="single" w:color="CCCCCC" w:sz="1"/>
+              <w:left w:val="single" w:color="CCCCCC" w:sz="1"/>
+              <w:bottom w:val="single" w:color="CCCCCC" w:sz="1"/>
+              <w:right w:val="single" w:color="CCCCCC" w:sz="1"/>
+            </w:tcBorders>
+            <w:shd w:fill="FFFFFF" w:val="clear"/>
+            <w:tcMar>
+              <w:top w:type="dxa" w:w="80"/>
+              <w:left w:type="dxa" w:w="120"/>
+              <w:bottom w:type="dxa" w:w="80"/>
+              <w:right w:type="dxa" w:w="120"/>
+            </w:tcMar>
+          </w:tcPr>
+          <w:p>
+            <w:pPr>
+              <w:spacing w:after="40" w:before="40"/>
+            </w:pPr>
+            <w:r>
+              <w:rPr>
+                <w:rFonts w:ascii="Arial" w:cs="Arial" w:eastAsia="Arial" w:hAnsi="Arial"/>
+                <w:sz w:val="20"/>
+                <w:szCs w:val="20"/>
+              </w:rPr>
+              <w:t xml:space="preserve">앱 없이 현장에서 직접 이용 가능하다.</w:t>
+            </w:r>
+          </w:p>
+        </w:tc>
+      </w:tr>
+      <w:tr>
+        <w:tc>
+          <w:tcPr>
+            <w:tcW w:type="dxa" w:w="2000"/>
+            <w:tcBorders>
+              <w:top w:val="single" w:color="CCCCCC" w:sz="1"/>
+              <w:left w:val="single" w:color="CCCCCC" w:sz="1"/>
+              <w:bottom w:val="single" w:color="CCCCCC" w:sz="1"/>
+              <w:right w:val="single" w:color="CCCCCC" w:sz="1"/>
+            </w:tcBorders>
+            <w:shd w:fill="F7F9FC" w:val="clear"/>
+            <w:tcMar>
+              <w:top w:type="dxa" w:w="80"/>
+              <w:left w:type="dxa" w:w="120"/>
+              <w:bottom w:type="dxa" w:w="80"/>
+              <w:right w:type="dxa" w:w="120"/>
+            </w:tcMar>
+          </w:tcPr>
+          <w:p>
+            <w:pPr>
+              <w:spacing w:after="40" w:before="40"/>
+            </w:pPr>
+            <w:r>
+              <w:rPr>
+                <w:rFonts w:ascii="Arial" w:cs="Arial" w:eastAsia="Arial" w:hAnsi="Arial"/>
+                <w:sz w:val="20"/>
+                <w:szCs w:val="20"/>
+              </w:rPr>
+              <w:t xml:space="preserve">관리자 (운영자)</w:t>
+            </w:r>
+          </w:p>
+        </w:tc>
+        <w:tc>
+          <w:tcPr>
+            <w:tcW w:type="dxa" w:w="3500"/>
+            <w:tcBorders>
+              <w:top w:val="single" w:color="CCCCCC" w:sz="1"/>
+              <w:left w:val="single" w:color="CCCCCC" w:sz="1"/>
+              <w:bottom w:val="single" w:color="CCCCCC" w:sz="1"/>
+              <w:right w:val="single" w:color="CCCCCC" w:sz="1"/>
+            </w:tcBorders>
+            <w:shd w:fill="F7F9FC" w:val="clear"/>
+            <w:tcMar>
+              <w:top w:type="dxa" w:w="80"/>
+              <w:left w:type="dxa" w:w="120"/>
+              <w:bottom w:type="dxa" w:w="80"/>
+              <w:right w:type="dxa" w:w="120"/>
+            </w:tcMar>
+          </w:tcPr>
+          <w:p>
+            <w:pPr>
+              <w:spacing w:after="40" w:before="40"/>
+            </w:pPr>
+            <w:r>
+              <w:rPr>
+                <w:rFonts w:ascii="Arial" w:cs="Arial" w:eastAsia="Arial" w:hAnsi="Arial"/>
+                <w:sz w:val="20"/>
+                <w:szCs w:val="20"/>
+              </w:rPr>
+              <w:t xml:space="preserve">UC-04 관리자 로그인</w:t>
+            </w:r>
+          </w:p>
+        </w:tc>
+        <w:tc>
+          <w:tcPr>
+            <w:tcW w:type="dxa" w:w="3526"/>
+            <w:tcBorders>
+              <w:top w:val="single" w:color="CCCCCC" w:sz="1"/>
+              <w:left w:val="single" w:color="CCCCCC" w:sz="1"/>
+              <w:bottom w:val="single" w:color="CCCCCC" w:sz="1"/>
+              <w:right w:val="single" w:color="CCCCCC" w:sz="1"/>
+            </w:tcBorders>
+            <w:shd w:fill="F7F9FC" w:val="clear"/>
+            <w:tcMar>
+              <w:top w:type="dxa" w:w="80"/>
+              <w:left w:type="dxa" w:w="120"/>
+              <w:bottom w:type="dxa" w:w="80"/>
+              <w:right w:type="dxa" w:w="120"/>
+            </w:tcMar>
+          </w:tcPr>
+          <w:p>
+            <w:pPr>
+              <w:spacing w:after="40" w:before="40"/>
+            </w:pPr>
+            <w:r>
+              <w:rPr>
+                <w:rFonts w:ascii="Arial" w:cs="Arial" w:eastAsia="Arial" w:hAnsi="Arial"/>
+                <w:sz w:val="20"/>
+                <w:szCs w:val="20"/>
+              </w:rPr>
+              <w:t xml:space="preserve">UC-05~08 실행의 사전 조건이다.</w:t>
+            </w:r>
+          </w:p>
+        </w:tc>
+      </w:tr>
+      <w:tr>
+        <w:tc>
+          <w:tcPr>
+            <w:tcW w:type="dxa" w:w="2000"/>
+            <w:tcBorders>
+              <w:top w:val="single" w:color="CCCCCC" w:sz="1"/>
+              <w:left w:val="single" w:color="CCCCCC" w:sz="1"/>
+              <w:bottom w:val="single" w:color="CCCCCC" w:sz="1"/>
+              <w:right w:val="single" w:color="CCCCCC" w:sz="1"/>
+            </w:tcBorders>
+            <w:shd w:fill="FFFFFF" w:val="clear"/>
+            <w:tcMar>
+              <w:top w:type="dxa" w:w="80"/>
+              <w:left w:type="dxa" w:w="120"/>
+              <w:bottom w:type="dxa" w:w="80"/>
+              <w:right w:type="dxa" w:w="120"/>
+            </w:tcMar>
+          </w:tcPr>
+          <w:p>
+            <w:pPr>
+              <w:spacing w:after="40" w:before="40"/>
+            </w:pPr>
+            <w:r>
+              <w:rPr>
+                <w:rFonts w:ascii="Arial" w:cs="Arial" w:eastAsia="Arial" w:hAnsi="Arial"/>
+                <w:sz w:val="20"/>
+                <w:szCs w:val="20"/>
+              </w:rPr>
+              <w:t xml:space="preserve"/>
+            </w:r>
+          </w:p>
+        </w:tc>
+        <w:tc>
+          <w:tcPr>
+            <w:tcW w:type="dxa" w:w="3500"/>
+            <w:tcBorders>
+              <w:top w:val="single" w:color="CCCCCC" w:sz="1"/>
+              <w:left w:val="single" w:color="CCCCCC" w:sz="1"/>
+              <w:bottom w:val="single" w:color="CCCCCC" w:sz="1"/>
+              <w:right w:val="single" w:color="CCCCCC" w:sz="1"/>
+            </w:tcBorders>
+            <w:shd w:fill="FFFFFF" w:val="clear"/>
+            <w:tcMar>
+              <w:top w:type="dxa" w:w="80"/>
+              <w:left w:type="dxa" w:w="120"/>
+              <w:bottom w:type="dxa" w:w="80"/>
+              <w:right w:type="dxa" w:w="120"/>
+            </w:tcMar>
+          </w:tcPr>
+          <w:p>
+            <w:pPr>
+              <w:spacing w:after="40" w:before="40"/>
+            </w:pPr>
+            <w:r>
+              <w:rPr>
+                <w:rFonts w:ascii="Arial" w:cs="Arial" w:eastAsia="Arial" w:hAnsi="Arial"/>
+                <w:sz w:val="20"/>
+                <w:szCs w:val="20"/>
+              </w:rPr>
+              <w:t xml:space="preserve">UC-05 전체 정류장 모니터링</w:t>
+            </w:r>
+          </w:p>
+        </w:tc>
+        <w:tc>
+          <w:tcPr>
+            <w:tcW w:type="dxa" w:w="3526"/>
+            <w:tcBorders>
+              <w:top w:val="single" w:color="CCCCCC" w:sz="1"/>
+              <w:left w:val="single" w:color="CCCCCC" w:sz="1"/>
+              <w:bottom w:val="single" w:color="CCCCCC" w:sz="1"/>
+              <w:right w:val="single" w:color="CCCCCC" w:sz="1"/>
+            </w:tcBorders>
+            <w:shd w:fill="FFFFFF" w:val="clear"/>
+            <w:tcMar>
+              <w:top w:type="dxa" w:w="80"/>
+              <w:left w:type="dxa" w:w="120"/>
+              <w:bottom w:type="dxa" w:w="80"/>
+              <w:right w:type="dxa" w:w="120"/>
+            </w:tcMar>
+          </w:tcPr>
+          <w:p>
+            <w:pPr>
+              <w:spacing w:after="40" w:before="40"/>
+            </w:pPr>
+            <w:r>
+              <w:rPr>
+                <w:rFonts w:ascii="Arial" w:cs="Arial" w:eastAsia="Arial" w:hAnsi="Arial"/>
+                <w:sz w:val="20"/>
+                <w:szCs w:val="20"/>
+              </w:rPr>
+              <w:t xml:space="preserve">UC-04를 포함(include)한다.</w:t>
+            </w:r>
+          </w:p>
+        </w:tc>
+      </w:tr>
+      <w:tr>
+        <w:tc>
+          <w:tcPr>
+            <w:tcW w:type="dxa" w:w="2000"/>
+            <w:tcBorders>
+              <w:top w:val="single" w:color="CCCCCC" w:sz="1"/>
+              <w:left w:val="single" w:color="CCCCCC" w:sz="1"/>
+              <w:bottom w:val="single" w:color="CCCCCC" w:sz="1"/>
+              <w:right w:val="single" w:color="CCCCCC" w:sz="1"/>
+            </w:tcBorders>
+            <w:shd w:fill="F7F9FC" w:val="clear"/>
+            <w:tcMar>
+              <w:top w:type="dxa" w:w="80"/>
+              <w:left w:type="dxa" w:w="120"/>
+              <w:bottom w:type="dxa" w:w="80"/>
+              <w:right w:type="dxa" w:w="120"/>
+            </w:tcMar>
+          </w:tcPr>
+          <w:p>
+            <w:pPr>
+              <w:spacing w:after="40" w:before="40"/>
+            </w:pPr>
+            <w:r>
+              <w:rPr>
+                <w:rFonts w:ascii="Arial" w:cs="Arial" w:eastAsia="Arial" w:hAnsi="Arial"/>
+                <w:sz w:val="20"/>
+                <w:szCs w:val="20"/>
+              </w:rPr>
+              <w:t xml:space="preserve"/>
+            </w:r>
+          </w:p>
+        </w:tc>
+        <w:tc>
+          <w:tcPr>
+            <w:tcW w:type="dxa" w:w="3500"/>
+            <w:tcBorders>
+              <w:top w:val="single" w:color="CCCCCC" w:sz="1"/>
+              <w:left w:val="single" w:color="CCCCCC" w:sz="1"/>
+              <w:bottom w:val="single" w:color="CCCCCC" w:sz="1"/>
+              <w:right w:val="single" w:color="CCCCCC" w:sz="1"/>
+            </w:tcBorders>
+            <w:shd w:fill="F7F9FC" w:val="clear"/>
+            <w:tcMar>
+              <w:top w:type="dxa" w:w="80"/>
+              <w:left w:type="dxa" w:w="120"/>
+              <w:bottom w:type="dxa" w:w="80"/>
+              <w:right w:type="dxa" w:w="120"/>
+            </w:tcMar>
+          </w:tcPr>
+          <w:p>
+            <w:pPr>
+              <w:spacing w:after="40" w:before="40"/>
+            </w:pPr>
+            <w:r>
+              <w:rPr>
+                <w:rFonts w:ascii="Arial" w:cs="Arial" w:eastAsia="Arial" w:hAnsi="Arial"/>
+                <w:sz w:val="20"/>
+                <w:szCs w:val="20"/>
+              </w:rPr>
+              <w:t xml:space="preserve">UC-06 혼잡도 통계 분석</w:t>
+            </w:r>
+          </w:p>
+        </w:tc>
+        <w:tc>
+          <w:tcPr>
+            <w:tcW w:type="dxa" w:w="3526"/>
+            <w:tcBorders>
+              <w:top w:val="single" w:color="CCCCCC" w:sz="1"/>
+              <w:left w:val="single" w:color="CCCCCC" w:sz="1"/>
+              <w:bottom w:val="single" w:color="CCCCCC" w:sz="1"/>
+              <w:right w:val="single" w:color="CCCCCC" w:sz="1"/>
+            </w:tcBorders>
+            <w:shd w:fill="F7F9FC" w:val="clear"/>
+            <w:tcMar>
+              <w:top w:type="dxa" w:w="80"/>
+              <w:left w:type="dxa" w:w="120"/>
+              <w:bottom w:type="dxa" w:w="80"/>
+              <w:right w:type="dxa" w:w="120"/>
+            </w:tcMar>
+          </w:tcPr>
+          <w:p>
+            <w:pPr>
+              <w:spacing w:after="40" w:before="40"/>
+            </w:pPr>
+            <w:r>
+              <w:rPr>
+                <w:rFonts w:ascii="Arial" w:cs="Arial" w:eastAsia="Arial" w:hAnsi="Arial"/>
+                <w:sz w:val="20"/>
+                <w:szCs w:val="20"/>
+              </w:rPr>
+              <w:t xml:space="preserve">UC-04를 포함(include)한다.</w:t>
+            </w:r>
+          </w:p>
+        </w:tc>
+      </w:tr>
+      <w:tr>
+        <w:tc>
+          <w:tcPr>
+            <w:tcW w:type="dxa" w:w="2000"/>
+            <w:tcBorders>
+              <w:top w:val="single" w:color="CCCCCC" w:sz="1"/>
+              <w:left w:val="single" w:color="CCCCCC" w:sz="1"/>
+              <w:bottom w:val="single" w:color="CCCCCC" w:sz="1"/>
+              <w:right w:val="single" w:color="CCCCCC" w:sz="1"/>
+            </w:tcBorders>
+            <w:shd w:fill="FFFFFF" w:val="clear"/>
+            <w:tcMar>
+              <w:top w:type="dxa" w:w="80"/>
+              <w:left w:type="dxa" w:w="120"/>
+              <w:bottom w:type="dxa" w:w="80"/>
+              <w:right w:type="dxa" w:w="120"/>
+            </w:tcMar>
+          </w:tcPr>
+          <w:p>
+            <w:pPr>
+              <w:spacing w:after="40" w:before="40"/>
+            </w:pPr>
+            <w:r>
+              <w:rPr>
+                <w:rFonts w:ascii="Arial" w:cs="Arial" w:eastAsia="Arial" w:hAnsi="Arial"/>
+                <w:sz w:val="20"/>
+                <w:szCs w:val="20"/>
+              </w:rPr>
+              <w:t xml:space="preserve"/>
+            </w:r>
+          </w:p>
+        </w:tc>
+        <w:tc>
+          <w:tcPr>
+            <w:tcW w:type="dxa" w:w="3500"/>
+            <w:tcBorders>
+              <w:top w:val="single" w:color="CCCCCC" w:sz="1"/>
+              <w:left w:val="single" w:color="CCCCCC" w:sz="1"/>
+              <w:bottom w:val="single" w:color="CCCCCC" w:sz="1"/>
+              <w:right w:val="single" w:color="CCCCCC" w:sz="1"/>
+            </w:tcBorders>
+            <w:shd w:fill="FFFFFF" w:val="clear"/>
+            <w:tcMar>
+              <w:top w:type="dxa" w:w="80"/>
+              <w:left w:type="dxa" w:w="120"/>
+              <w:bottom w:type="dxa" w:w="80"/>
+              <w:right w:type="dxa" w:w="120"/>
+            </w:tcMar>
+          </w:tcPr>
+          <w:p>
+            <w:pPr>
+              <w:spacing w:after="40" w:before="40"/>
+            </w:pPr>
+            <w:r>
+              <w:rPr>
+                <w:rFonts w:ascii="Arial" w:cs="Arial" w:eastAsia="Arial" w:hAnsi="Arial"/>
+                <w:sz w:val="20"/>
+                <w:szCs w:val="20"/>
+              </w:rPr>
+              <w:t xml:space="preserve">UC-07 실시간 영상 확인</w:t>
+            </w:r>
+          </w:p>
+        </w:tc>
+        <w:tc>
+          <w:tcPr>
+            <w:tcW w:type="dxa" w:w="3526"/>
+            <w:tcBorders>
+              <w:top w:val="single" w:color="CCCCCC" w:sz="1"/>
+              <w:left w:val="single" w:color="CCCCCC" w:sz="1"/>
+              <w:bottom w:val="single" w:color="CCCCCC" w:sz="1"/>
+              <w:right w:val="single" w:color="CCCCCC" w:sz="1"/>
+            </w:tcBorders>
+            <w:shd w:fill="FFFFFF" w:val="clear"/>
+            <w:tcMar>
+              <w:top w:type="dxa" w:w="80"/>
+              <w:left w:type="dxa" w:w="120"/>
+              <w:bottom w:type="dxa" w:w="80"/>
+              <w:right w:type="dxa" w:w="120"/>
+            </w:tcMar>
+          </w:tcPr>
+          <w:p>
+            <w:pPr>
+              <w:spacing w:after="40" w:before="40"/>
+            </w:pPr>
+            <w:r>
+              <w:rPr>
+                <w:rFonts w:ascii="Arial" w:cs="Arial" w:eastAsia="Arial" w:hAnsi="Arial"/>
+                <w:sz w:val="20"/>
+                <w:szCs w:val="20"/>
+              </w:rPr>
+              <w:t xml:space="preserve">UC-04를 포함(include)한다.</w:t>
+            </w:r>
+          </w:p>
+        </w:tc>
+      </w:tr>
+      <w:tr>
+        <w:tc>
+          <w:tcPr>
+            <w:tcW w:type="dxa" w:w="2000"/>
+            <w:tcBorders>
+              <w:top w:val="single" w:color="CCCCCC" w:sz="1"/>
+              <w:left w:val="single" w:color="CCCCCC" w:sz="1"/>
+              <w:bottom w:val="single" w:color="CCCCCC" w:sz="1"/>
+              <w:right w:val="single" w:color="CCCCCC" w:sz="1"/>
+            </w:tcBorders>
+            <w:shd w:fill="F7F9FC" w:val="clear"/>
+            <w:tcMar>
+              <w:top w:type="dxa" w:w="80"/>
+              <w:left w:type="dxa" w:w="120"/>
+              <w:bottom w:type="dxa" w:w="80"/>
+              <w:right w:type="dxa" w:w="120"/>
+            </w:tcMar>
+          </w:tcPr>
+          <w:p>
+            <w:pPr>
+              <w:spacing w:after="40" w:before="40"/>
+            </w:pPr>
+            <w:r>
+              <w:rPr>
+                <w:rFonts w:ascii="Arial" w:cs="Arial" w:eastAsia="Arial" w:hAnsi="Arial"/>
+                <w:sz w:val="20"/>
+                <w:szCs w:val="20"/>
+              </w:rPr>
+              <w:t xml:space="preserve"/>
+            </w:r>
+          </w:p>
+        </w:tc>
+        <w:tc>
+          <w:tcPr>
+            <w:tcW w:type="dxa" w:w="3500"/>
+            <w:tcBorders>
+              <w:top w:val="single" w:color="CCCCCC" w:sz="1"/>
+              <w:left w:val="single" w:color="CCCCCC" w:sz="1"/>
+              <w:bottom w:val="single" w:color="CCCCCC" w:sz="1"/>
+              <w:right w:val="single" w:color="CCCCCC" w:sz="1"/>
+            </w:tcBorders>
+            <w:shd w:fill="F7F9FC" w:val="clear"/>
+            <w:tcMar>
+              <w:top w:type="dxa" w:w="80"/>
+              <w:left w:type="dxa" w:w="120"/>
+              <w:bottom w:type="dxa" w:w="80"/>
+              <w:right w:type="dxa" w:w="120"/>
+            </w:tcMar>
+          </w:tcPr>
+          <w:p>
+            <w:pPr>
+              <w:spacing w:after="40" w:before="40"/>
+            </w:pPr>
+            <w:r>
+              <w:rPr>
+                <w:rFonts w:ascii="Arial" w:cs="Arial" w:eastAsia="Arial" w:hAnsi="Arial"/>
+                <w:sz w:val="20"/>
+                <w:szCs w:val="20"/>
+              </w:rPr>
+              <w:t xml:space="preserve">UC-08 모델 성능 확인</w:t>
+            </w:r>
+          </w:p>
+        </w:tc>
+        <w:tc>
+          <w:tcPr>
+            <w:tcW w:type="dxa" w:w="3526"/>
+            <w:tcBorders>
+              <w:top w:val="single" w:color="CCCCCC" w:sz="1"/>
+              <w:left w:val="single" w:color="CCCCCC" w:sz="1"/>
+              <w:bottom w:val="single" w:color="CCCCCC" w:sz="1"/>
+              <w:right w:val="single" w:color="CCCCCC" w:sz="1"/>
+            </w:tcBorders>
+            <w:shd w:fill="F7F9FC" w:val="clear"/>
+            <w:tcMar>
+              <w:top w:type="dxa" w:w="80"/>
+              <w:left w:type="dxa" w:w="120"/>
+              <w:bottom w:type="dxa" w:w="80"/>
+              <w:right w:type="dxa" w:w="120"/>
+            </w:tcMar>
+          </w:tcPr>
+          <w:p>
+            <w:pPr>
+              <w:spacing w:after="40" w:before="40"/>
+            </w:pPr>
+            <w:r>
+              <w:rPr>
+                <w:rFonts w:ascii="Arial" w:cs="Arial" w:eastAsia="Arial" w:hAnsi="Arial"/>
+                <w:sz w:val="20"/>
+                <w:szCs w:val="20"/>
+              </w:rPr>
+              <w:t xml:space="preserve">조건 충족 시 UC-09로 확장(extend)된다.</w:t>
+            </w:r>
+          </w:p>
+        </w:tc>
+      </w:tr>
+      <w:tr>
+        <w:tc>
+          <w:tcPr>
+            <w:tcW w:type="dxa" w:w="2000"/>
+            <w:tcBorders>
+              <w:top w:val="single" w:color="CCCCCC" w:sz="1"/>
+              <w:left w:val="single" w:color="CCCCCC" w:sz="1"/>
+              <w:bottom w:val="single" w:color="CCCCCC" w:sz="1"/>
+              <w:right w:val="single" w:color="CCCCCC" w:sz="1"/>
+            </w:tcBorders>
+            <w:shd w:fill="FFFFFF" w:val="clear"/>
+            <w:tcMar>
+              <w:top w:type="dxa" w:w="80"/>
+              <w:left w:type="dxa" w:w="120"/>
+              <w:bottom w:type="dxa" w:w="80"/>
+              <w:right w:type="dxa" w:w="120"/>
+            </w:tcMar>
+          </w:tcPr>
+          <w:p>
+            <w:pPr>
+              <w:spacing w:after="40" w:before="40"/>
+            </w:pPr>
+            <w:r>
+              <w:rPr>
+                <w:rFonts w:ascii="Arial" w:cs="Arial" w:eastAsia="Arial" w:hAnsi="Arial"/>
+                <w:sz w:val="20"/>
+                <w:szCs w:val="20"/>
+              </w:rPr>
+              <w:t xml:space="preserve"/>
+            </w:r>
+          </w:p>
+        </w:tc>
+        <w:tc>
+          <w:tcPr>
+            <w:tcW w:type="dxa" w:w="3500"/>
+            <w:tcBorders>
+              <w:top w:val="single" w:color="CCCCCC" w:sz="1"/>
+              <w:left w:val="single" w:color="CCCCCC" w:sz="1"/>
+              <w:bottom w:val="single" w:color="CCCCCC" w:sz="1"/>
+              <w:right w:val="single" w:color="CCCCCC" w:sz="1"/>
+            </w:tcBorders>
+            <w:shd w:fill="FFFFFF" w:val="clear"/>
+            <w:tcMar>
+              <w:top w:type="dxa" w:w="80"/>
+              <w:left w:type="dxa" w:w="120"/>
+              <w:bottom w:type="dxa" w:w="80"/>
+              <w:right w:type="dxa" w:w="120"/>
+            </w:tcMar>
+          </w:tcPr>
+          <w:p>
+            <w:pPr>
+              <w:spacing w:after="40" w:before="40"/>
+            </w:pPr>
+            <w:r>
+              <w:rPr>
+                <w:rFonts w:ascii="Arial" w:cs="Arial" w:eastAsia="Arial" w:hAnsi="Arial"/>
+                <w:sz w:val="20"/>
+                <w:szCs w:val="20"/>
+              </w:rPr>
+              <w:t xml:space="preserve">UC-09 모델 재학습 실행</w:t>
+            </w:r>
+          </w:p>
+        </w:tc>
+        <w:tc>
+          <w:tcPr>
+            <w:tcW w:type="dxa" w:w="3526"/>
+            <w:tcBorders>
+              <w:top w:val="single" w:color="CCCCCC" w:sz="1"/>
+              <w:left w:val="single" w:color="CCCCCC" w:sz="1"/>
+              <w:bottom w:val="single" w:color="CCCCCC" w:sz="1"/>
+              <w:right w:val="single" w:color="CCCCCC" w:sz="1"/>
+            </w:tcBorders>
+            <w:shd w:fill="FFFFFF" w:val="clear"/>
+            <w:tcMar>
+              <w:top w:type="dxa" w:w="80"/>
+              <w:left w:type="dxa" w:w="120"/>
+              <w:bottom w:type="dxa" w:w="80"/>
+              <w:right w:type="dxa" w:w="120"/>
+            </w:tcMar>
+          </w:tcPr>
+          <w:p>
+            <w:pPr>
+              <w:spacing w:after="40" w:before="40"/>
+            </w:pPr>
+            <w:r>
+              <w:rPr>
+                <w:rFonts w:ascii="Arial" w:cs="Arial" w:eastAsia="Arial" w:hAnsi="Arial"/>
+                <w:sz w:val="20"/>
+                <w:szCs w:val="20"/>
+              </w:rPr>
+              <w:t xml:space="preserve">관리자 수동 실행 또는 시스템 자동 실행 가능하다.</w:t>
+            </w:r>
+          </w:p>
+        </w:tc>
+      </w:tr>
+      <w:tr>
+        <w:tc>
+          <w:tcPr>
+            <w:tcW w:type="dxa" w:w="2000"/>
+            <w:tcBorders>
+              <w:top w:val="single" w:color="CCCCCC" w:sz="1"/>
+              <w:left w:val="single" w:color="CCCCCC" w:sz="1"/>
+              <w:bottom w:val="single" w:color="CCCCCC" w:sz="1"/>
+              <w:right w:val="single" w:color="CCCCCC" w:sz="1"/>
+            </w:tcBorders>
+            <w:shd w:fill="F7F9FC" w:val="clear"/>
+            <w:tcMar>
+              <w:top w:type="dxa" w:w="80"/>
+              <w:left w:type="dxa" w:w="120"/>
+              <w:bottom w:type="dxa" w:w="80"/>
+              <w:right w:type="dxa" w:w="120"/>
+            </w:tcMar>
+          </w:tcPr>
+          <w:p>
+            <w:pPr>
+              <w:spacing w:after="40" w:before="40"/>
+            </w:pPr>
+            <w:r>
+              <w:rPr>
+                <w:rFonts w:ascii="Arial" w:cs="Arial" w:eastAsia="Arial" w:hAnsi="Arial"/>
+                <w:sz w:val="20"/>
+                <w:szCs w:val="20"/>
+              </w:rPr>
+              <w:t xml:space="preserve">시스템 (자동)</w:t>
+            </w:r>
+          </w:p>
+        </w:tc>
+        <w:tc>
+          <w:tcPr>
+            <w:tcW w:type="dxa" w:w="3500"/>
+            <w:tcBorders>
+              <w:top w:val="single" w:color="CCCCCC" w:sz="1"/>
+              <w:left w:val="single" w:color="CCCCCC" w:sz="1"/>
+              <w:bottom w:val="single" w:color="CCCCCC" w:sz="1"/>
+              <w:right w:val="single" w:color="CCCCCC" w:sz="1"/>
+            </w:tcBorders>
+            <w:shd w:fill="F7F9FC" w:val="clear"/>
+            <w:tcMar>
+              <w:top w:type="dxa" w:w="80"/>
+              <w:left w:type="dxa" w:w="120"/>
+              <w:bottom w:type="dxa" w:w="80"/>
+              <w:right w:type="dxa" w:w="120"/>
+            </w:tcMar>
+          </w:tcPr>
+          <w:p>
+            <w:pPr>
+              <w:spacing w:after="40" w:before="40"/>
+            </w:pPr>
+            <w:r>
+              <w:rPr>
+                <w:rFonts w:ascii="Arial" w:cs="Arial" w:eastAsia="Arial" w:hAnsi="Arial"/>
+                <w:sz w:val="20"/>
+                <w:szCs w:val="20"/>
+              </w:rPr>
+              <w:t xml:space="preserve">UC-09 모델 재학습 실행</w:t>
+            </w:r>
+          </w:p>
+        </w:tc>
+        <w:tc>
+          <w:tcPr>
+            <w:tcW w:type="dxa" w:w="3526"/>
+            <w:tcBorders>
+              <w:top w:val="single" w:color="CCCCCC" w:sz="1"/>
+              <w:left w:val="single" w:color="CCCCCC" w:sz="1"/>
+              <w:bottom w:val="single" w:color="CCCCCC" w:sz="1"/>
+              <w:right w:val="single" w:color="CCCCCC" w:sz="1"/>
+            </w:tcBorders>
+            <w:shd w:fill="F7F9FC" w:val="clear"/>
+            <w:tcMar>
+              <w:top w:type="dxa" w:w="80"/>
+              <w:left w:type="dxa" w:w="120"/>
+              <w:bottom w:type="dxa" w:w="80"/>
+              <w:right w:type="dxa" w:w="120"/>
+            </w:tcMar>
+          </w:tcPr>
+          <w:p>
+            <w:pPr>
+              <w:spacing w:after="40" w:before="40"/>
+            </w:pPr>
+            <w:r>
+              <w:rPr>
+                <w:rFonts w:ascii="Arial" w:cs="Arial" w:eastAsia="Arial" w:hAnsi="Arial"/>
+                <w:sz w:val="20"/>
+                <w:szCs w:val="20"/>
+              </w:rPr>
+              <w:t xml:space="preserve">정확도 기준 3회 연속 미달 시 자동 실행한다.</w:t>
+            </w:r>
+          </w:p>
+        </w:tc>
+      </w:tr>
+      <w:tr>
+        <w:tc>
+          <w:tcPr>
+            <w:tcW w:type="dxa" w:w="2000"/>
+            <w:tcBorders>
+              <w:top w:val="single" w:color="CCCCCC" w:sz="1"/>
+              <w:left w:val="single" w:color="CCCCCC" w:sz="1"/>
+              <w:bottom w:val="single" w:color="CCCCCC" w:sz="1"/>
+              <w:right w:val="single" w:color="CCCCCC" w:sz="1"/>
+            </w:tcBorders>
+            <w:shd w:fill="FFFFFF" w:val="clear"/>
+            <w:tcMar>
+              <w:top w:type="dxa" w:w="80"/>
+              <w:left w:type="dxa" w:w="120"/>
+              <w:bottom w:type="dxa" w:w="80"/>
+              <w:right w:type="dxa" w:w="120"/>
+            </w:tcMar>
+          </w:tcPr>
+          <w:p>
+            <w:pPr>
+              <w:spacing w:after="40" w:before="40"/>
+            </w:pPr>
+            <w:r>
+              <w:rPr>
+                <w:rFonts w:ascii="Arial" w:cs="Arial" w:eastAsia="Arial" w:hAnsi="Arial"/>
+                <w:sz w:val="20"/>
+                <w:szCs w:val="20"/>
+              </w:rPr>
+              <w:t xml:space="preserve"/>
+            </w:r>
+          </w:p>
+        </w:tc>
+        <w:tc>
+          <w:tcPr>
+            <w:tcW w:type="dxa" w:w="3500"/>
+            <w:tcBorders>
+              <w:top w:val="single" w:color="CCCCCC" w:sz="1"/>
+              <w:left w:val="single" w:color="CCCCCC" w:sz="1"/>
+              <w:bottom w:val="single" w:color="CCCCCC" w:sz="1"/>
+              <w:right w:val="single" w:color="CCCCCC" w:sz="1"/>
+            </w:tcBorders>
+            <w:shd w:fill="FFFFFF" w:val="clear"/>
+            <w:tcMar>
+              <w:top w:type="dxa" w:w="80"/>
+              <w:left w:type="dxa" w:w="120"/>
+              <w:bottom w:type="dxa" w:w="80"/>
+              <w:right w:type="dxa" w:w="120"/>
+            </w:tcMar>
+          </w:tcPr>
+          <w:p>
+            <w:pPr>
+              <w:spacing w:after="40" w:before="40"/>
+            </w:pPr>
+            <w:r>
+              <w:rPr>
+                <w:rFonts w:ascii="Arial" w:cs="Arial" w:eastAsia="Arial" w:hAnsi="Arial"/>
+                <w:sz w:val="20"/>
+                <w:szCs w:val="20"/>
+              </w:rPr>
+              <w:t xml:space="preserve">UC-10 데이터 자동 수집</w:t>
+            </w:r>
+          </w:p>
+        </w:tc>
+        <w:tc>
+          <w:tcPr>
+            <w:tcW w:type="dxa" w:w="3526"/>
+            <w:tcBorders>
+              <w:top w:val="single" w:color="CCCCCC" w:sz="1"/>
+              <w:left w:val="single" w:color="CCCCCC" w:sz="1"/>
+              <w:bottom w:val="single" w:color="CCCCCC" w:sz="1"/>
+              <w:right w:val="single" w:color="CCCCCC" w:sz="1"/>
+            </w:tcBorders>
+            <w:shd w:fill="FFFFFF" w:val="clear"/>
+            <w:tcMar>
+              <w:top w:type="dxa" w:w="80"/>
+              <w:left w:type="dxa" w:w="120"/>
+              <w:bottom w:type="dxa" w:w="80"/>
+              <w:right w:type="dxa" w:w="120"/>
+            </w:tcMar>
+          </w:tcPr>
+          <w:p>
+            <w:pPr>
+              <w:spacing w:after="40" w:before="40"/>
+            </w:pPr>
+            <w:r>
+              <w:rPr>
+                <w:rFonts w:ascii="Arial" w:cs="Arial" w:eastAsia="Arial" w:hAnsi="Arial"/>
+                <w:sz w:val="20"/>
+                <w:szCs w:val="20"/>
+              </w:rPr>
+              <w:t xml:space="preserve">설정 주기(1시간)에 따라 자동 실행한다.</w:t>
+            </w:r>
+          </w:p>
+        </w:tc>
+      </w:tr>
+    </w:tbl>
+    <w:p>
+      <w:r>
+        <w:br w:type="page"/>
+      </w:r>
+    </w:p>
+    <w:p>
+      <w:pPr>
+        <w:pStyle w:val="Heading1"/>
+      </w:pPr>
+      <w:r>
+        <w:rPr>
+          <w:rFonts w:ascii="Arial" w:cs="Arial" w:eastAsia="Arial" w:hAnsi="Arial"/>
+        </w:rPr>
+        <w:t xml:space="preserve">3. 유스케이스 요약</w:t>
       </w:r>
     </w:p>
     <w:tbl>
@@ -1609,7 +3452,7 @@
                 <w:sz w:val="20"/>
                 <w:szCs w:val="20"/>
               </w:rPr>
-              <w:t xml:space="preserve">예측 모델의 정확도, 오차율 등 성능 지표를 확인한다.</w:t>
+              <w:t xml:space="preserve">예측 모델의 정확도 등 성능 지표를 확인한다.</w:t>
             </w:r>
           </w:p>
         </w:tc>
@@ -1880,7 +3723,7 @@
         <w:rPr>
           <w:rFonts w:ascii="Arial" w:cs="Arial" w:eastAsia="Arial" w:hAnsi="Arial"/>
         </w:rPr>
-        <w:t xml:space="preserve">2. 일반 시민 유스케이스</w:t>
+        <w:t xml:space="preserve">4. 일반 시민 유스케이스 상세</w:t>
       </w:r>
     </w:p>
     <w:p>
@@ -2509,6 +4352,73 @@
                 <w:szCs w:val="20"/>
               </w:rPr>
               <w:t xml:space="preserve">사용자가 정류장의 혼잡도 예측 정보를 확인한 상태이다.</w:t>
+            </w:r>
+          </w:p>
+        </w:tc>
+      </w:tr>
+      <w:tr>
+        <w:tc>
+          <w:tcPr>
+            <w:tcW w:type="dxa" w:w="2400"/>
+            <w:tcBorders>
+              <w:top w:val="single" w:color="CCCCCC" w:sz="1"/>
+              <w:left w:val="single" w:color="CCCCCC" w:sz="1"/>
+              <w:bottom w:val="single" w:color="CCCCCC" w:sz="1"/>
+              <w:right w:val="single" w:color="CCCCCC" w:sz="1"/>
+            </w:tcBorders>
+            <w:shd w:fill="E8EDF2" w:val="clear"/>
+            <w:tcMar>
+              <w:top w:type="dxa" w:w="80"/>
+              <w:left w:type="dxa" w:w="120"/>
+              <w:bottom w:type="dxa" w:w="80"/>
+              <w:right w:type="dxa" w:w="120"/>
+            </w:tcMar>
+          </w:tcPr>
+          <w:p>
+            <w:pPr>
+              <w:spacing w:after="40" w:before="40"/>
+            </w:pPr>
+            <w:r>
+              <w:rPr>
+                <w:rFonts w:ascii="Arial" w:cs="Arial" w:eastAsia="Arial" w:hAnsi="Arial"/>
+                <w:b/>
+                <w:bCs/>
+                <w:color w:val="2E4057"/>
+                <w:sz w:val="20"/>
+                <w:szCs w:val="20"/>
+              </w:rPr>
+              <w:t xml:space="preserve">관련 유스케이스</w:t>
+            </w:r>
+          </w:p>
+        </w:tc>
+        <w:tc>
+          <w:tcPr>
+            <w:tcW w:type="dxa" w:w="6626"/>
+            <w:tcBorders>
+              <w:top w:val="single" w:color="CCCCCC" w:sz="1"/>
+              <w:left w:val="single" w:color="CCCCCC" w:sz="1"/>
+              <w:bottom w:val="single" w:color="CCCCCC" w:sz="1"/>
+              <w:right w:val="single" w:color="CCCCCC" w:sz="1"/>
+            </w:tcBorders>
+            <w:shd w:fill="FFFFFF" w:val="clear"/>
+            <w:tcMar>
+              <w:top w:type="dxa" w:w="80"/>
+              <w:left w:type="dxa" w:w="120"/>
+              <w:bottom w:type="dxa" w:w="80"/>
+              <w:right w:type="dxa" w:w="120"/>
+            </w:tcMar>
+          </w:tcPr>
+          <w:p>
+            <w:pPr>
+              <w:spacing w:after="40" w:before="40"/>
+            </w:pPr>
+            <w:r>
+              <w:rPr>
+                <w:rFonts w:ascii="Arial" w:cs="Arial" w:eastAsia="Arial" w:hAnsi="Arial"/>
+                <w:sz w:val="20"/>
+                <w:szCs w:val="20"/>
+              </w:rPr>
+              <w:t xml:space="preserve">UC-02 (include: 혼잡 판정 시 자동 포함)</w:t>
             </w:r>
           </w:p>
         </w:tc>
@@ -3247,6 +5157,73 @@
                 <w:sz w:val="20"/>
                 <w:szCs w:val="20"/>
               </w:rPr>
+              <w:t xml:space="preserve">관련 유스케이스</w:t>
+            </w:r>
+          </w:p>
+        </w:tc>
+        <w:tc>
+          <w:tcPr>
+            <w:tcW w:type="dxa" w:w="6626"/>
+            <w:tcBorders>
+              <w:top w:val="single" w:color="CCCCCC" w:sz="1"/>
+              <w:left w:val="single" w:color="CCCCCC" w:sz="1"/>
+              <w:bottom w:val="single" w:color="CCCCCC" w:sz="1"/>
+              <w:right w:val="single" w:color="CCCCCC" w:sz="1"/>
+            </w:tcBorders>
+            <w:shd w:fill="FFFFFF" w:val="clear"/>
+            <w:tcMar>
+              <w:top w:type="dxa" w:w="80"/>
+              <w:left w:type="dxa" w:w="120"/>
+              <w:bottom w:type="dxa" w:w="80"/>
+              <w:right w:type="dxa" w:w="120"/>
+            </w:tcMar>
+          </w:tcPr>
+          <w:p>
+            <w:pPr>
+              <w:spacing w:after="40" w:before="40"/>
+            </w:pPr>
+            <w:r>
+              <w:rPr>
+                <w:rFonts w:ascii="Arial" w:cs="Arial" w:eastAsia="Arial" w:hAnsi="Arial"/>
+                <w:sz w:val="20"/>
+                <w:szCs w:val="20"/>
+              </w:rPr>
+              <w:t xml:space="preserve">UC-01 (include 관계: UC-01에서 혼잡 판정 시 포함)</w:t>
+            </w:r>
+          </w:p>
+        </w:tc>
+      </w:tr>
+      <w:tr>
+        <w:tc>
+          <w:tcPr>
+            <w:tcW w:type="dxa" w:w="2400"/>
+            <w:tcBorders>
+              <w:top w:val="single" w:color="CCCCCC" w:sz="1"/>
+              <w:left w:val="single" w:color="CCCCCC" w:sz="1"/>
+              <w:bottom w:val="single" w:color="CCCCCC" w:sz="1"/>
+              <w:right w:val="single" w:color="CCCCCC" w:sz="1"/>
+            </w:tcBorders>
+            <w:shd w:fill="E8EDF2" w:val="clear"/>
+            <w:tcMar>
+              <w:top w:type="dxa" w:w="80"/>
+              <w:left w:type="dxa" w:w="120"/>
+              <w:bottom w:type="dxa" w:w="80"/>
+              <w:right w:type="dxa" w:w="120"/>
+            </w:tcMar>
+          </w:tcPr>
+          <w:p>
+            <w:pPr>
+              <w:spacing w:after="40" w:before="40"/>
+            </w:pPr>
+            <w:r>
+              <w:rPr>
+                <w:rFonts w:ascii="Arial" w:cs="Arial" w:eastAsia="Arial" w:hAnsi="Arial"/>
+                <w:b/>
+                <w:bCs/>
+                <w:color w:val="2E4057"/>
+                <w:sz w:val="20"/>
+                <w:szCs w:val="20"/>
+              </w:rPr>
               <w:t xml:space="preserve">비고</w:t>
             </w:r>
           </w:p>
@@ -3713,7 +5690,7 @@
                 <w:sz w:val="20"/>
                 <w:szCs w:val="20"/>
               </w:rPr>
-              <w:t xml:space="preserve">사용자가 디스플레이가 설치된 정류장에 위치해 있다.</w:t>
+              <w:t xml:space="preserve">사용자가 디스플레이가 설치된 정류장(테스트베드)에 위치해 있다.</w:t>
             </w:r>
           </w:p>
         </w:tc>
@@ -3915,6 +5892,73 @@
                 <w:szCs w:val="20"/>
               </w:rPr>
               <w:t xml:space="preserve">사용자가 현장에서 실시간 혼잡도를 확인한 상태이다.</w:t>
+            </w:r>
+          </w:p>
+        </w:tc>
+      </w:tr>
+      <w:tr>
+        <w:tc>
+          <w:tcPr>
+            <w:tcW w:type="dxa" w:w="2400"/>
+            <w:tcBorders>
+              <w:top w:val="single" w:color="CCCCCC" w:sz="1"/>
+              <w:left w:val="single" w:color="CCCCCC" w:sz="1"/>
+              <w:bottom w:val="single" w:color="CCCCCC" w:sz="1"/>
+              <w:right w:val="single" w:color="CCCCCC" w:sz="1"/>
+            </w:tcBorders>
+            <w:shd w:fill="E8EDF2" w:val="clear"/>
+            <w:tcMar>
+              <w:top w:type="dxa" w:w="80"/>
+              <w:left w:type="dxa" w:w="120"/>
+              <w:bottom w:type="dxa" w:w="80"/>
+              <w:right w:type="dxa" w:w="120"/>
+            </w:tcMar>
+          </w:tcPr>
+          <w:p>
+            <w:pPr>
+              <w:spacing w:after="40" w:before="40"/>
+            </w:pPr>
+            <w:r>
+              <w:rPr>
+                <w:rFonts w:ascii="Arial" w:cs="Arial" w:eastAsia="Arial" w:hAnsi="Arial"/>
+                <w:b/>
+                <w:bCs/>
+                <w:color w:val="2E4057"/>
+                <w:sz w:val="20"/>
+                <w:szCs w:val="20"/>
+              </w:rPr>
+              <w:t xml:space="preserve">관련 유스케이스</w:t>
+            </w:r>
+          </w:p>
+        </w:tc>
+        <w:tc>
+          <w:tcPr>
+            <w:tcW w:type="dxa" w:w="6626"/>
+            <w:tcBorders>
+              <w:top w:val="single" w:color="CCCCCC" w:sz="1"/>
+              <w:left w:val="single" w:color="CCCCCC" w:sz="1"/>
+              <w:bottom w:val="single" w:color="CCCCCC" w:sz="1"/>
+              <w:right w:val="single" w:color="CCCCCC" w:sz="1"/>
+            </w:tcBorders>
+            <w:shd w:fill="FFFFFF" w:val="clear"/>
+            <w:tcMar>
+              <w:top w:type="dxa" w:w="80"/>
+              <w:left w:type="dxa" w:w="120"/>
+              <w:bottom w:type="dxa" w:w="80"/>
+              <w:right w:type="dxa" w:w="120"/>
+            </w:tcMar>
+          </w:tcPr>
+          <w:p>
+            <w:pPr>
+              <w:spacing w:after="40" w:before="40"/>
+            </w:pPr>
+            <w:r>
+              <w:rPr>
+                <w:rFonts w:ascii="Arial" w:cs="Arial" w:eastAsia="Arial" w:hAnsi="Arial"/>
+                <w:sz w:val="20"/>
+                <w:szCs w:val="20"/>
+              </w:rPr>
+              <w:t xml:space="preserve">없음 (독립 유스케이스)</w:t>
             </w:r>
           </w:p>
         </w:tc>
@@ -4000,7 +6044,7 @@
         <w:rPr>
           <w:rFonts w:ascii="Arial" w:cs="Arial" w:eastAsia="Arial" w:hAnsi="Arial"/>
         </w:rPr>
-        <w:t xml:space="preserve">3. 관리자 유스케이스</w:t>
+        <w:t xml:space="preserve">5. 관리자 유스케이스 상세</w:t>
       </w:r>
     </w:p>
     <w:p>
@@ -4629,6 +6673,73 @@
                 <w:szCs w:val="20"/>
               </w:rPr>
               <w:t xml:space="preserve">관리자가 대시보드에 로그인한 상태이다.</w:t>
+            </w:r>
+          </w:p>
+        </w:tc>
+      </w:tr>
+      <w:tr>
+        <w:tc>
+          <w:tcPr>
+            <w:tcW w:type="dxa" w:w="2400"/>
+            <w:tcBorders>
+              <w:top w:val="single" w:color="CCCCCC" w:sz="1"/>
+              <w:left w:val="single" w:color="CCCCCC" w:sz="1"/>
+              <w:bottom w:val="single" w:color="CCCCCC" w:sz="1"/>
+              <w:right w:val="single" w:color="CCCCCC" w:sz="1"/>
+            </w:tcBorders>
+            <w:shd w:fill="E8EDF2" w:val="clear"/>
+            <w:tcMar>
+              <w:top w:type="dxa" w:w="80"/>
+              <w:left w:type="dxa" w:w="120"/>
+              <w:bottom w:type="dxa" w:w="80"/>
+              <w:right w:type="dxa" w:w="120"/>
+            </w:tcMar>
+          </w:tcPr>
+          <w:p>
+            <w:pPr>
+              <w:spacing w:after="40" w:before="40"/>
+            </w:pPr>
+            <w:r>
+              <w:rPr>
+                <w:rFonts w:ascii="Arial" w:cs="Arial" w:eastAsia="Arial" w:hAnsi="Arial"/>
+                <w:b/>
+                <w:bCs/>
+                <w:color w:val="2E4057"/>
+                <w:sz w:val="20"/>
+                <w:szCs w:val="20"/>
+              </w:rPr>
+              <w:t xml:space="preserve">관련 유스케이스</w:t>
+            </w:r>
+          </w:p>
+        </w:tc>
+        <w:tc>
+          <w:tcPr>
+            <w:tcW w:type="dxa" w:w="6626"/>
+            <w:tcBorders>
+              <w:top w:val="single" w:color="CCCCCC" w:sz="1"/>
+              <w:left w:val="single" w:color="CCCCCC" w:sz="1"/>
+              <w:bottom w:val="single" w:color="CCCCCC" w:sz="1"/>
+              <w:right w:val="single" w:color="CCCCCC" w:sz="1"/>
+            </w:tcBorders>
+            <w:shd w:fill="FFFFFF" w:val="clear"/>
+            <w:tcMar>
+              <w:top w:type="dxa" w:w="80"/>
+              <w:left w:type="dxa" w:w="120"/>
+              <w:bottom w:type="dxa" w:w="80"/>
+              <w:right w:type="dxa" w:w="120"/>
+            </w:tcMar>
+          </w:tcPr>
+          <w:p>
+            <w:pPr>
+              <w:spacing w:after="40" w:before="40"/>
+            </w:pPr>
+            <w:r>
+              <w:rPr>
+                <w:rFonts w:ascii="Arial" w:cs="Arial" w:eastAsia="Arial" w:hAnsi="Arial"/>
+                <w:sz w:val="20"/>
+                <w:szCs w:val="20"/>
+              </w:rPr>
+              <w:t xml:space="preserve">UC-05, UC-06, UC-07, UC-08에 포함(include)됨</w:t>
             </w:r>
           </w:p>
         </w:tc>
@@ -5367,6 +7478,73 @@
                 <w:sz w:val="20"/>
                 <w:szCs w:val="20"/>
               </w:rPr>
+              <w:t xml:space="preserve">관련 유스케이스</w:t>
+            </w:r>
+          </w:p>
+        </w:tc>
+        <w:tc>
+          <w:tcPr>
+            <w:tcW w:type="dxa" w:w="6626"/>
+            <w:tcBorders>
+              <w:top w:val="single" w:color="CCCCCC" w:sz="1"/>
+              <w:left w:val="single" w:color="CCCCCC" w:sz="1"/>
+              <w:bottom w:val="single" w:color="CCCCCC" w:sz="1"/>
+              <w:right w:val="single" w:color="CCCCCC" w:sz="1"/>
+            </w:tcBorders>
+            <w:shd w:fill="FFFFFF" w:val="clear"/>
+            <w:tcMar>
+              <w:top w:type="dxa" w:w="80"/>
+              <w:left w:type="dxa" w:w="120"/>
+              <w:bottom w:type="dxa" w:w="80"/>
+              <w:right w:type="dxa" w:w="120"/>
+            </w:tcMar>
+          </w:tcPr>
+          <w:p>
+            <w:pPr>
+              <w:spacing w:after="40" w:before="40"/>
+            </w:pPr>
+            <w:r>
+              <w:rPr>
+                <w:rFonts w:ascii="Arial" w:cs="Arial" w:eastAsia="Arial" w:hAnsi="Arial"/>
+                <w:sz w:val="20"/>
+                <w:szCs w:val="20"/>
+              </w:rPr>
+              <w:t xml:space="preserve">UC-04 (include: 로그인 필수)</w:t>
+            </w:r>
+          </w:p>
+        </w:tc>
+      </w:tr>
+      <w:tr>
+        <w:tc>
+          <w:tcPr>
+            <w:tcW w:type="dxa" w:w="2400"/>
+            <w:tcBorders>
+              <w:top w:val="single" w:color="CCCCCC" w:sz="1"/>
+              <w:left w:val="single" w:color="CCCCCC" w:sz="1"/>
+              <w:bottom w:val="single" w:color="CCCCCC" w:sz="1"/>
+              <w:right w:val="single" w:color="CCCCCC" w:sz="1"/>
+            </w:tcBorders>
+            <w:shd w:fill="E8EDF2" w:val="clear"/>
+            <w:tcMar>
+              <w:top w:type="dxa" w:w="80"/>
+              <w:left w:type="dxa" w:w="120"/>
+              <w:bottom w:type="dxa" w:w="80"/>
+              <w:right w:type="dxa" w:w="120"/>
+            </w:tcMar>
+          </w:tcPr>
+          <w:p>
+            <w:pPr>
+              <w:spacing w:after="40" w:before="40"/>
+            </w:pPr>
+            <w:r>
+              <w:rPr>
+                <w:rFonts w:ascii="Arial" w:cs="Arial" w:eastAsia="Arial" w:hAnsi="Arial"/>
+                <w:b/>
+                <w:bCs/>
+                <w:color w:val="2E4057"/>
+                <w:sz w:val="20"/>
+                <w:szCs w:val="20"/>
+              </w:rPr>
               <w:t xml:space="preserve">비고</w:t>
             </w:r>
           </w:p>
@@ -6070,6 +8248,73 @@
                 <w:sz w:val="20"/>
                 <w:szCs w:val="20"/>
               </w:rPr>
+              <w:t xml:space="preserve">관련 유스케이스</w:t>
+            </w:r>
+          </w:p>
+        </w:tc>
+        <w:tc>
+          <w:tcPr>
+            <w:tcW w:type="dxa" w:w="6626"/>
+            <w:tcBorders>
+              <w:top w:val="single" w:color="CCCCCC" w:sz="1"/>
+              <w:left w:val="single" w:color="CCCCCC" w:sz="1"/>
+              <w:bottom w:val="single" w:color="CCCCCC" w:sz="1"/>
+              <w:right w:val="single" w:color="CCCCCC" w:sz="1"/>
+            </w:tcBorders>
+            <w:shd w:fill="FFFFFF" w:val="clear"/>
+            <w:tcMar>
+              <w:top w:type="dxa" w:w="80"/>
+              <w:left w:type="dxa" w:w="120"/>
+              <w:bottom w:type="dxa" w:w="80"/>
+              <w:right w:type="dxa" w:w="120"/>
+            </w:tcMar>
+          </w:tcPr>
+          <w:p>
+            <w:pPr>
+              <w:spacing w:after="40" w:before="40"/>
+            </w:pPr>
+            <w:r>
+              <w:rPr>
+                <w:rFonts w:ascii="Arial" w:cs="Arial" w:eastAsia="Arial" w:hAnsi="Arial"/>
+                <w:sz w:val="20"/>
+                <w:szCs w:val="20"/>
+              </w:rPr>
+              <w:t xml:space="preserve">UC-04 (include: 로그인 필수)</w:t>
+            </w:r>
+          </w:p>
+        </w:tc>
+      </w:tr>
+      <w:tr>
+        <w:tc>
+          <w:tcPr>
+            <w:tcW w:type="dxa" w:w="2400"/>
+            <w:tcBorders>
+              <w:top w:val="single" w:color="CCCCCC" w:sz="1"/>
+              <w:left w:val="single" w:color="CCCCCC" w:sz="1"/>
+              <w:bottom w:val="single" w:color="CCCCCC" w:sz="1"/>
+              <w:right w:val="single" w:color="CCCCCC" w:sz="1"/>
+            </w:tcBorders>
+            <w:shd w:fill="E8EDF2" w:val="clear"/>
+            <w:tcMar>
+              <w:top w:type="dxa" w:w="80"/>
+              <w:left w:type="dxa" w:w="120"/>
+              <w:bottom w:type="dxa" w:w="80"/>
+              <w:right w:type="dxa" w:w="120"/>
+            </w:tcMar>
+          </w:tcPr>
+          <w:p>
+            <w:pPr>
+              <w:spacing w:after="40" w:before="40"/>
+            </w:pPr>
+            <w:r>
+              <w:rPr>
+                <w:rFonts w:ascii="Arial" w:cs="Arial" w:eastAsia="Arial" w:hAnsi="Arial"/>
+                <w:b/>
+                <w:bCs/>
+                <w:color w:val="2E4057"/>
+                <w:sz w:val="20"/>
+                <w:szCs w:val="20"/>
+              </w:rPr>
               <w:t xml:space="preserve">비고</w:t>
             </w:r>
           </w:p>
@@ -6108,9 +8353,9 @@
       </w:tr>
     </w:tbl>
     <w:p>
-      <w:pPr>
-        <w:spacing w:after="60" w:before="60"/>
-      </w:pPr>
+      <w:r>
+        <w:br w:type="page"/>
+      </w:r>
     </w:p>
     <w:p>
       <w:pPr>
@@ -6773,6 +9018,73 @@
                 <w:sz w:val="20"/>
                 <w:szCs w:val="20"/>
               </w:rPr>
+              <w:t xml:space="preserve">관련 유스케이스</w:t>
+            </w:r>
+          </w:p>
+        </w:tc>
+        <w:tc>
+          <w:tcPr>
+            <w:tcW w:type="dxa" w:w="6626"/>
+            <w:tcBorders>
+              <w:top w:val="single" w:color="CCCCCC" w:sz="1"/>
+              <w:left w:val="single" w:color="CCCCCC" w:sz="1"/>
+              <w:bottom w:val="single" w:color="CCCCCC" w:sz="1"/>
+              <w:right w:val="single" w:color="CCCCCC" w:sz="1"/>
+            </w:tcBorders>
+            <w:shd w:fill="FFFFFF" w:val="clear"/>
+            <w:tcMar>
+              <w:top w:type="dxa" w:w="80"/>
+              <w:left w:type="dxa" w:w="120"/>
+              <w:bottom w:type="dxa" w:w="80"/>
+              <w:right w:type="dxa" w:w="120"/>
+            </w:tcMar>
+          </w:tcPr>
+          <w:p>
+            <w:pPr>
+              <w:spacing w:after="40" w:before="40"/>
+            </w:pPr>
+            <w:r>
+              <w:rPr>
+                <w:rFonts w:ascii="Arial" w:cs="Arial" w:eastAsia="Arial" w:hAnsi="Arial"/>
+                <w:sz w:val="20"/>
+                <w:szCs w:val="20"/>
+              </w:rPr>
+              <w:t xml:space="preserve">UC-04 (include: 로그인 필수)</w:t>
+            </w:r>
+          </w:p>
+        </w:tc>
+      </w:tr>
+      <w:tr>
+        <w:tc>
+          <w:tcPr>
+            <w:tcW w:type="dxa" w:w="2400"/>
+            <w:tcBorders>
+              <w:top w:val="single" w:color="CCCCCC" w:sz="1"/>
+              <w:left w:val="single" w:color="CCCCCC" w:sz="1"/>
+              <w:bottom w:val="single" w:color="CCCCCC" w:sz="1"/>
+              <w:right w:val="single" w:color="CCCCCC" w:sz="1"/>
+            </w:tcBorders>
+            <w:shd w:fill="E8EDF2" w:val="clear"/>
+            <w:tcMar>
+              <w:top w:type="dxa" w:w="80"/>
+              <w:left w:type="dxa" w:w="120"/>
+              <w:bottom w:type="dxa" w:w="80"/>
+              <w:right w:type="dxa" w:w="120"/>
+            </w:tcMar>
+          </w:tcPr>
+          <w:p>
+            <w:pPr>
+              <w:spacing w:after="40" w:before="40"/>
+            </w:pPr>
+            <w:r>
+              <w:rPr>
+                <w:rFonts w:ascii="Arial" w:cs="Arial" w:eastAsia="Arial" w:hAnsi="Arial"/>
+                <w:b/>
+                <w:bCs/>
+                <w:color w:val="2E4057"/>
+                <w:sz w:val="20"/>
+                <w:szCs w:val="20"/>
+              </w:rPr>
               <w:t xml:space="preserve">비고</w:t>
             </w:r>
           </w:p>
@@ -6811,9 +9123,9 @@
       </w:tr>
     </w:tbl>
     <w:p>
-      <w:r>
-        <w:br w:type="page"/>
-      </w:r>
+      <w:pPr>
+        <w:spacing w:after="60" w:before="60"/>
+      </w:pPr>
     </w:p>
     <w:p>
       <w:pPr>
@@ -7441,6 +9753,73 @@
                 <w:szCs w:val="20"/>
               </w:rPr>
               <w:t xml:space="preserve">관리자가 모델 성능 현황을 파악한 상태이다.</w:t>
+            </w:r>
+          </w:p>
+        </w:tc>
+      </w:tr>
+      <w:tr>
+        <w:tc>
+          <w:tcPr>
+            <w:tcW w:type="dxa" w:w="2400"/>
+            <w:tcBorders>
+              <w:top w:val="single" w:color="CCCCCC" w:sz="1"/>
+              <w:left w:val="single" w:color="CCCCCC" w:sz="1"/>
+              <w:bottom w:val="single" w:color="CCCCCC" w:sz="1"/>
+              <w:right w:val="single" w:color="CCCCCC" w:sz="1"/>
+            </w:tcBorders>
+            <w:shd w:fill="E8EDF2" w:val="clear"/>
+            <w:tcMar>
+              <w:top w:type="dxa" w:w="80"/>
+              <w:left w:type="dxa" w:w="120"/>
+              <w:bottom w:type="dxa" w:w="80"/>
+              <w:right w:type="dxa" w:w="120"/>
+            </w:tcMar>
+          </w:tcPr>
+          <w:p>
+            <w:pPr>
+              <w:spacing w:after="40" w:before="40"/>
+            </w:pPr>
+            <w:r>
+              <w:rPr>
+                <w:rFonts w:ascii="Arial" w:cs="Arial" w:eastAsia="Arial" w:hAnsi="Arial"/>
+                <w:b/>
+                <w:bCs/>
+                <w:color w:val="2E4057"/>
+                <w:sz w:val="20"/>
+                <w:szCs w:val="20"/>
+              </w:rPr>
+              <w:t xml:space="preserve">관련 유스케이스</w:t>
+            </w:r>
+          </w:p>
+        </w:tc>
+        <w:tc>
+          <w:tcPr>
+            <w:tcW w:type="dxa" w:w="6626"/>
+            <w:tcBorders>
+              <w:top w:val="single" w:color="CCCCCC" w:sz="1"/>
+              <w:left w:val="single" w:color="CCCCCC" w:sz="1"/>
+              <w:bottom w:val="single" w:color="CCCCCC" w:sz="1"/>
+              <w:right w:val="single" w:color="CCCCCC" w:sz="1"/>
+            </w:tcBorders>
+            <w:shd w:fill="FFFFFF" w:val="clear"/>
+            <w:tcMar>
+              <w:top w:type="dxa" w:w="80"/>
+              <w:left w:type="dxa" w:w="120"/>
+              <w:bottom w:type="dxa" w:w="80"/>
+              <w:right w:type="dxa" w:w="120"/>
+            </w:tcMar>
+          </w:tcPr>
+          <w:p>
+            <w:pPr>
+              <w:spacing w:after="40" w:before="40"/>
+            </w:pPr>
+            <w:r>
+              <w:rPr>
+                <w:rFonts w:ascii="Arial" w:cs="Arial" w:eastAsia="Arial" w:hAnsi="Arial"/>
+                <w:sz w:val="20"/>
+                <w:szCs w:val="20"/>
+              </w:rPr>
+              <w:t xml:space="preserve">UC-04 (include: 로그인 필수), UC-09 (extend: 정확도 기준 이하 시)</w:t>
             </w:r>
           </w:p>
         </w:tc>
@@ -8179,6 +10558,73 @@
                 <w:sz w:val="20"/>
                 <w:szCs w:val="20"/>
               </w:rPr>
+              <w:t xml:space="preserve">관련 유스케이스</w:t>
+            </w:r>
+          </w:p>
+        </w:tc>
+        <w:tc>
+          <w:tcPr>
+            <w:tcW w:type="dxa" w:w="6626"/>
+            <w:tcBorders>
+              <w:top w:val="single" w:color="CCCCCC" w:sz="1"/>
+              <w:left w:val="single" w:color="CCCCCC" w:sz="1"/>
+              <w:bottom w:val="single" w:color="CCCCCC" w:sz="1"/>
+              <w:right w:val="single" w:color="CCCCCC" w:sz="1"/>
+            </w:tcBorders>
+            <w:shd w:fill="FFFFFF" w:val="clear"/>
+            <w:tcMar>
+              <w:top w:type="dxa" w:w="80"/>
+              <w:left w:type="dxa" w:w="120"/>
+              <w:bottom w:type="dxa" w:w="80"/>
+              <w:right w:type="dxa" w:w="120"/>
+            </w:tcMar>
+          </w:tcPr>
+          <w:p>
+            <w:pPr>
+              <w:spacing w:after="40" w:before="40"/>
+            </w:pPr>
+            <w:r>
+              <w:rPr>
+                <w:rFonts w:ascii="Arial" w:cs="Arial" w:eastAsia="Arial" w:hAnsi="Arial"/>
+                <w:sz w:val="20"/>
+                <w:szCs w:val="20"/>
+              </w:rPr>
+              <w:t xml:space="preserve">UC-08 (extend 관계: 정확도 기준 이하 시 확장)</w:t>
+            </w:r>
+          </w:p>
+        </w:tc>
+      </w:tr>
+      <w:tr>
+        <w:tc>
+          <w:tcPr>
+            <w:tcW w:type="dxa" w:w="2400"/>
+            <w:tcBorders>
+              <w:top w:val="single" w:color="CCCCCC" w:sz="1"/>
+              <w:left w:val="single" w:color="CCCCCC" w:sz="1"/>
+              <w:bottom w:val="single" w:color="CCCCCC" w:sz="1"/>
+              <w:right w:val="single" w:color="CCCCCC" w:sz="1"/>
+            </w:tcBorders>
+            <w:shd w:fill="E8EDF2" w:val="clear"/>
+            <w:tcMar>
+              <w:top w:type="dxa" w:w="80"/>
+              <w:left w:type="dxa" w:w="120"/>
+              <w:bottom w:type="dxa" w:w="80"/>
+              <w:right w:type="dxa" w:w="120"/>
+            </w:tcMar>
+          </w:tcPr>
+          <w:p>
+            <w:pPr>
+              <w:spacing w:after="40" w:before="40"/>
+            </w:pPr>
+            <w:r>
+              <w:rPr>
+                <w:rFonts w:ascii="Arial" w:cs="Arial" w:eastAsia="Arial" w:hAnsi="Arial"/>
+                <w:b/>
+                <w:bCs/>
+                <w:color w:val="2E4057"/>
+                <w:sz w:val="20"/>
+                <w:szCs w:val="20"/>
+              </w:rPr>
               <w:t xml:space="preserve">비고</w:t>
             </w:r>
           </w:p>
@@ -8217,9 +10663,9 @@
       </w:tr>
     </w:tbl>
     <w:p>
-      <w:pPr>
-        <w:spacing w:after="60" w:before="60"/>
-      </w:pPr>
+      <w:r>
+        <w:br w:type="page"/>
+      </w:r>
     </w:p>
     <w:p>
       <w:pPr>
@@ -8229,7 +10675,7 @@
         <w:rPr>
           <w:rFonts w:ascii="Arial" w:cs="Arial" w:eastAsia="Arial" w:hAnsi="Arial"/>
         </w:rPr>
-        <w:t xml:space="preserve">4. 시스템 유스케이스</w:t>
+        <w:t xml:space="preserve">6. 시스템 유스케이스 상세</w:t>
       </w:r>
     </w:p>
     <w:p>
@@ -8893,6 +11339,73 @@
                 <w:sz w:val="20"/>
                 <w:szCs w:val="20"/>
               </w:rPr>
+              <w:t xml:space="preserve">관련 유스케이스</w:t>
+            </w:r>
+          </w:p>
+        </w:tc>
+        <w:tc>
+          <w:tcPr>
+            <w:tcW w:type="dxa" w:w="6626"/>
+            <w:tcBorders>
+              <w:top w:val="single" w:color="CCCCCC" w:sz="1"/>
+              <w:left w:val="single" w:color="CCCCCC" w:sz="1"/>
+              <w:bottom w:val="single" w:color="CCCCCC" w:sz="1"/>
+              <w:right w:val="single" w:color="CCCCCC" w:sz="1"/>
+            </w:tcBorders>
+            <w:shd w:fill="FFFFFF" w:val="clear"/>
+            <w:tcMar>
+              <w:top w:type="dxa" w:w="80"/>
+              <w:left w:type="dxa" w:w="120"/>
+              <w:bottom w:type="dxa" w:w="80"/>
+              <w:right w:type="dxa" w:w="120"/>
+            </w:tcMar>
+          </w:tcPr>
+          <w:p>
+            <w:pPr>
+              <w:spacing w:after="40" w:before="40"/>
+            </w:pPr>
+            <w:r>
+              <w:rPr>
+                <w:rFonts w:ascii="Arial" w:cs="Arial" w:eastAsia="Arial" w:hAnsi="Arial"/>
+                <w:sz w:val="20"/>
+                <w:szCs w:val="20"/>
+              </w:rPr>
+              <w:t xml:space="preserve">없음 (독립 유스케이스)</w:t>
+            </w:r>
+          </w:p>
+        </w:tc>
+      </w:tr>
+      <w:tr>
+        <w:tc>
+          <w:tcPr>
+            <w:tcW w:type="dxa" w:w="2400"/>
+            <w:tcBorders>
+              <w:top w:val="single" w:color="CCCCCC" w:sz="1"/>
+              <w:left w:val="single" w:color="CCCCCC" w:sz="1"/>
+              <w:bottom w:val="single" w:color="CCCCCC" w:sz="1"/>
+              <w:right w:val="single" w:color="CCCCCC" w:sz="1"/>
+            </w:tcBorders>
+            <w:shd w:fill="E8EDF2" w:val="clear"/>
+            <w:tcMar>
+              <w:top w:type="dxa" w:w="80"/>
+              <w:left w:type="dxa" w:w="120"/>
+              <w:bottom w:type="dxa" w:w="80"/>
+              <w:right w:type="dxa" w:w="120"/>
+            </w:tcMar>
+          </w:tcPr>
+          <w:p>
+            <w:pPr>
+              <w:spacing w:after="40" w:before="40"/>
+            </w:pPr>
+            <w:r>
+              <w:rPr>
+                <w:rFonts w:ascii="Arial" w:cs="Arial" w:eastAsia="Arial" w:hAnsi="Arial"/>
+                <w:b/>
+                <w:bCs/>
+                <w:color w:val="2E4057"/>
+                <w:sz w:val="20"/>
+                <w:szCs w:val="20"/>
+              </w:rPr>
               <w:t xml:space="preserve">비고</w:t>
             </w:r>
           </w:p>
@@ -8943,7 +11456,7 @@
         <w:rPr>
           <w:rFonts w:ascii="Arial" w:cs="Arial" w:eastAsia="Arial" w:hAnsi="Arial"/>
         </w:rPr>
-        <w:t xml:space="preserve">5. 변경 이력</w:t>
+        <w:t xml:space="preserve">7. 변경 이력</w:t>
       </w:r>
     </w:p>
     <w:tbl>
@@ -9200,6 +11713,120 @@
                 <w:szCs w:val="20"/>
               </w:rPr>
               <w:t xml:space="preserve">초안 작성 - 유스케이스 10건 정의</w:t>
+            </w:r>
+          </w:p>
+        </w:tc>
+      </w:tr>
+      <w:tr>
+        <w:tc>
+          <w:tcPr>
+            <w:tcW w:type="dxa" w:w="1200"/>
+            <w:tcBorders>
+              <w:top w:val="single" w:color="CCCCCC" w:sz="1"/>
+              <w:left w:val="single" w:color="CCCCCC" w:sz="1"/>
+              <w:bottom w:val="single" w:color="CCCCCC" w:sz="1"/>
+              <w:right w:val="single" w:color="CCCCCC" w:sz="1"/>
+            </w:tcBorders>
+            <w:shd w:fill="F7F9FC" w:val="clear"/>
+            <w:tcMar>
+              <w:top w:type="dxa" w:w="80"/>
+              <w:left w:type="dxa" w:w="120"/>
+              <w:bottom w:type="dxa" w:w="80"/>
+              <w:right w:type="dxa" w:w="120"/>
+            </w:tcMar>
+          </w:tcPr>
+          <w:p>
+            <w:r>
+              <w:rPr>
+                <w:rFonts w:ascii="Arial" w:cs="Arial" w:eastAsia="Arial" w:hAnsi="Arial"/>
+                <w:sz w:val="20"/>
+                <w:szCs w:val="20"/>
+              </w:rPr>
+              <w:t xml:space="preserve">v1.1</w:t>
+            </w:r>
+          </w:p>
+        </w:tc>
+        <w:tc>
+          <w:tcPr>
+            <w:tcW w:type="dxa" w:w="1400"/>
+            <w:tcBorders>
+              <w:top w:val="single" w:color="CCCCCC" w:sz="1"/>
+              <w:left w:val="single" w:color="CCCCCC" w:sz="1"/>
+              <w:bottom w:val="single" w:color="CCCCCC" w:sz="1"/>
+              <w:right w:val="single" w:color="CCCCCC" w:sz="1"/>
+            </w:tcBorders>
+            <w:shd w:fill="F7F9FC" w:val="clear"/>
+            <w:tcMar>
+              <w:top w:type="dxa" w:w="80"/>
+              <w:left w:type="dxa" w:w="120"/>
+              <w:bottom w:type="dxa" w:w="80"/>
+              <w:right w:type="dxa" w:w="120"/>
+            </w:tcMar>
+          </w:tcPr>
+          <w:p>
+            <w:r>
+              <w:rPr>
+                <w:rFonts w:ascii="Arial" w:cs="Arial" w:eastAsia="Arial" w:hAnsi="Arial"/>
+                <w:sz w:val="20"/>
+                <w:szCs w:val="20"/>
+              </w:rPr>
+              <w:t xml:space="preserve">2026.03.29</w:t>
+            </w:r>
+          </w:p>
+        </w:tc>
+        <w:tc>
+          <w:tcPr>
+            <w:tcW w:type="dxa" w:w="1800"/>
+            <w:tcBorders>
+              <w:top w:val="single" w:color="CCCCCC" w:sz="1"/>
+              <w:left w:val="single" w:color="CCCCCC" w:sz="1"/>
+              <w:bottom w:val="single" w:color="CCCCCC" w:sz="1"/>
+              <w:right w:val="single" w:color="CCCCCC" w:sz="1"/>
+            </w:tcBorders>
+            <w:shd w:fill="F7F9FC" w:val="clear"/>
+            <w:tcMar>
+              <w:top w:type="dxa" w:w="80"/>
+              <w:left w:type="dxa" w:w="120"/>
+              <w:bottom w:type="dxa" w:w="80"/>
+              <w:right w:type="dxa" w:w="120"/>
+            </w:tcMar>
+          </w:tcPr>
+          <w:p>
+            <w:r>
+              <w:rPr>
+                <w:rFonts w:ascii="Arial" w:cs="Arial" w:eastAsia="Arial" w:hAnsi="Arial"/>
+                <w:sz w:val="20"/>
+                <w:szCs w:val="20"/>
+              </w:rPr>
+              <w:t xml:space="preserve">RYUHUNMIN</w:t>
+            </w:r>
+          </w:p>
+        </w:tc>
+        <w:tc>
+          <w:tcPr>
+            <w:tcW w:type="dxa" w:w="4626"/>
+            <w:tcBorders>
+              <w:top w:val="single" w:color="CCCCCC" w:sz="1"/>
+              <w:left w:val="single" w:color="CCCCCC" w:sz="1"/>
+              <w:bottom w:val="single" w:color="CCCCCC" w:sz="1"/>
+              <w:right w:val="single" w:color="CCCCCC" w:sz="1"/>
+            </w:tcBorders>
+            <w:shd w:fill="F7F9FC" w:val="clear"/>
+            <w:tcMar>
+              <w:top w:type="dxa" w:w="80"/>
+              <w:left w:type="dxa" w:w="120"/>
+              <w:bottom w:type="dxa" w:w="80"/>
+              <w:right w:type="dxa" w:w="120"/>
+            </w:tcMar>
+          </w:tcPr>
+          <w:p>
+            <w:r>
+              <w:rPr>
+                <w:rFonts w:ascii="Arial" w:cs="Arial" w:eastAsia="Arial" w:hAnsi="Arial"/>
+                <w:sz w:val="20"/>
+                <w:szCs w:val="20"/>
+              </w:rPr>
+              <w:t xml:space="preserve">유스케이스 다이어그램 추가, 관계 설명 및 액터별 매핑 테이블 추가</w:t>
             </w:r>
           </w:p>
         </w:tc>
